--- a/docs/FSCA Compliance/BitWealth_Finova_JR_Agreement_v2.docx
+++ b/docs/FSCA Compliance/BitWealth_Finova_JR_Agreement_v2.docx
@@ -963,25 +963,7 @@
           <w:color w:val="1A1A1A"/>
           <w:sz w:val="21"/>
         </w:rPr>
-        <w:t xml:space="preserve">Where the Juristic Representative employs the services of a third-party administrator or technology provider to render administrative or system functions on its behalf (including the </w:t>
-      </w:r>
-      <w:r>
-        <w:rPr>
-          <w:rFonts w:ascii="Calibri" w:hAnsi="Calibri"/>
-          <w:b/>
-          <w:color w:val="B71C1C"/>
-          <w:sz w:val="21"/>
-          <w:highlight w:val="yellow"/>
-        </w:rPr>
-        <w:t>VALR exchange / other providers — confirm</w:t>
-      </w:r>
-      <w:r>
-        <w:rPr>
-          <w:rFonts w:ascii="Calibri" w:hAnsi="Calibri"/>
-          <w:color w:val="1A1A1A"/>
-          <w:sz w:val="21"/>
-        </w:rPr>
-        <w:t>), it shall remain responsible for such functions and ensure that appropriate outsourcing controls and agreements are in place.</w:t>
+        <w:t>Where the Juristic Representative employs the services of a third-party administrator or technology provider to render administrative or system functions on its behalf, it shall remain responsible for such functions and ensure that appropriate outsourcing controls and agreements are in place.</w:t>
       </w:r>
     </w:p>
     <w:p>
@@ -3906,28 +3888,12 @@
       <w:r>
         <w:rPr>
           <w:rFonts w:ascii="Calibri" w:hAnsi="Calibri"/>
+          <w:b w:val="0"/>
+          <w:i w:val="0"/>
           <w:color w:val="1A1A1A"/>
           <w:sz w:val="21"/>
         </w:rPr>
-        <w:t xml:space="preserve">For the Appointing FSP:  Signed __________________   Name: Guy Algeo   Capacity: </w:t>
-      </w:r>
-      <w:r>
-        <w:rPr>
-          <w:rFonts w:ascii="Calibri" w:hAnsi="Calibri"/>
-          <w:b/>
-          <w:color w:val="B71C1C"/>
-          <w:sz w:val="21"/>
-          <w:highlight w:val="yellow"/>
-        </w:rPr>
-        <w:t>Guy Algeo to complete</w:t>
-      </w:r>
-      <w:r>
-        <w:rPr>
-          <w:rFonts w:ascii="Calibri" w:hAnsi="Calibri"/>
-          <w:color w:val="1A1A1A"/>
-          <w:sz w:val="21"/>
-        </w:rPr>
-        <w:t xml:space="preserve">   Date __________</w:t>
+        <w:t>For the Appointing FSP:  Signed __________________   Name: Guy Algeo   Capacity: __________________________   Date __________</w:t>
       </w:r>
     </w:p>
     <w:p>
@@ -4006,52 +3972,12 @@
       <w:r>
         <w:rPr>
           <w:rFonts w:ascii="Calibri" w:hAnsi="Calibri"/>
-          <w:color w:val="1A1A1A"/>
-          <w:sz w:val="21"/>
-        </w:rPr>
-        <w:t xml:space="preserve">Capacity: </w:t>
-      </w:r>
-      <w:r>
-        <w:rPr>
-          <w:rFonts w:ascii="Calibri" w:hAnsi="Calibri"/>
-          <w:b/>
-          <w:color w:val="B71C1C"/>
-          <w:sz w:val="21"/>
-          <w:highlight w:val="yellow"/>
-        </w:rPr>
-        <w:t>Guy Algeo to complete their own capacity/title</w:t>
-      </w:r>
-    </w:p>
-    <w:p>
-      <w:pPr>
-        <w:spacing w:after="120"/>
-        <w:jc w:val="both"/>
-      </w:pPr>
-      <w:r>
-        <w:rPr>
-          <w:rFonts w:ascii="Calibri" w:hAnsi="Calibri"/>
           <w:b w:val="0"/>
           <w:i w:val="0"/>
           <w:color w:val="1A1A1A"/>
           <w:sz w:val="21"/>
         </w:rPr>
-        <w:t>At: Johannesburg            Date: (date of last signature = Effective Date)</w:t>
-      </w:r>
-    </w:p>
-    <w:p>
-      <w:pPr>
-        <w:spacing w:after="120"/>
-        <w:jc w:val="both"/>
-      </w:pPr>
-      <w:r>
-        <w:rPr>
-          <w:rFonts w:ascii="Calibri" w:hAnsi="Calibri"/>
-          <w:b w:val="0"/>
-          <w:i w:val="0"/>
-          <w:color w:val="1A1A1A"/>
-          <w:sz w:val="21"/>
-        </w:rPr>
-        <w:t>Capacity: ________________________     Date: __________________</w:t>
+        <w:t>Capacity: __________________________     Date: __________________</w:t>
       </w:r>
     </w:p>
     <w:p>

--- a/docs/FSCA Compliance/BitWealth_Finova_JR_Agreement_v2.docx
+++ b/docs/FSCA Compliance/BitWealth_Finova_JR_Agreement_v2.docx
@@ -1413,7 +1413,7 @@
           <w:color w:val="1A1A1A"/>
           <w:sz w:val="21"/>
         </w:rPr>
-        <w:t>PROFESSIONAL INDEMNITY AND FIDELITY COVER. The Appointing FSP shall increase its professional indemnity cover and/or fidelity insurance cover appropriately to cover the assets under management (AUM) and clients of the Juristic Representative. The cost of such increase shall be borne by the Juristic Representative and shall be recovered by the Appointing FSP by way of deduction from the monthly fee amounts invoiced by, and payable to, the Juristic Representative in respect of the financial services rendered under this Agreement (as set out in Schedule C). The Appointing FSP shall provide the Juristic Representative with satisfactory evidence of the increased cover (including the insurer’s policy schedule and the cover amount) upon each such increase and on reasonable request. Such cover shall include the matters referred to below.</w:t>
+        <w:t>PROFESSIONAL INDEMNITY AND FIDELITY COVER. The Appointing FSP shall increase its professional indemnity cover and/or fidelity insurance cover appropriately to cover the assets under management (AUM) and clients of the Juristic Representative. The cost of such increase shall be borne by the Juristic Representative and shall be recovered by the Appointing FSP by way of deduction from the monthly fee amounts invoiced by, and payable to, the Juristic Representative in respect of the financial services rendered under this Agreement (as set out in Schedule B). The Appointing FSP shall provide the Juristic Representative with satisfactory evidence of the increased cover (including the insurer’s policy schedule and the cover amount) upon each such increase and on reasonable request. Such cover shall include the matters referred to below.</w:t>
       </w:r>
     </w:p>
     <w:p>
@@ -1830,7 +1830,7 @@
           <w:color w:val="1A1A1A"/>
           <w:sz w:val="21"/>
         </w:rPr>
-        <w:t>The Appointing FSP shall collect all client fees generated by the financial services and shall pay the Juristic Representative its share of such fees in accordance with Schedule C (Fee Schedule).</w:t>
+        <w:t>The Appointing FSP shall collect all client fees generated by the financial services and shall pay the Juristic Representative its share of such fees in accordance with Schedule B (Fee Schedule).</w:t>
       </w:r>
     </w:p>
     <w:p>
@@ -1897,7 +1897,7 @@
           <w:color w:val="1A1A1A"/>
           <w:sz w:val="21"/>
         </w:rPr>
-        <w:t>The fees, revenue share and payment terms applicable to this Agreement are set out in Schedule C (Fee Schedule), which forms part of this Agreement.</w:t>
+        <w:t>The fees, revenue share and payment terms applicable to this Agreement are set out in Schedule B (Fee Schedule), which forms part of this Agreement.</w:t>
       </w:r>
     </w:p>
     <w:p>
@@ -1922,7 +1922,7 @@
           <w:color w:val="1A1A1A"/>
           <w:sz w:val="21"/>
         </w:rPr>
-        <w:t>The Parties agree that Schedule C may be amended, replaced or updated from time to time by agreement in writing signed and dated by the authorised signatories of both Parties, WITHOUT any need to amend, re-execute or re-sign the balance of this Agreement. A duly signed replacement Schedule C shall supersede the previous Schedule C with effect from the date stated therein.</w:t>
+        <w:t>The Parties agree that Schedule B may be amended, replaced or updated from time to time by agreement in writing signed and dated by the authorised signatories of both Parties, WITHOUT any need to amend, re-execute or re-sign the balance of this Agreement. A duly signed replacement Schedule B shall supersede the previous Schedule B with effect from the date stated therein.</w:t>
       </w:r>
     </w:p>
     <w:p>
@@ -2214,7 +2214,7 @@
           <w:color w:val="1A1A1A"/>
           <w:sz w:val="21"/>
         </w:rPr>
-        <w:t>The Juristic Representative acknowledges having received a copy of the Appointing FSP’s Debarment Procedures and understands that, should the Appointing FSP be required to debar the Juristic Representative, this Agreement shall be cancelled, save that the Juristic Representative shall remain bound by obligations already incurred (including under clauses 2.20, 2.21, 2.22 and 2.24) and in respect of outstanding fees under Schedule C (Fee Schedule).</w:t>
+        <w:t>The Juristic Representative acknowledges having received a copy of the Appointing FSP’s Debarment Procedures and understands that, should the Appointing FSP be required to debar the Juristic Representative, this Agreement shall be cancelled, save that the Juristic Representative shall remain bound by obligations already incurred (including under clauses 2.20, 2.21, 2.22 and 2.24) and in respect of outstanding fees under Schedule B (Fee Schedule).</w:t>
       </w:r>
     </w:p>
     <w:p>
@@ -2506,7 +2506,7 @@
           <w:color w:val="1A1A1A"/>
           <w:sz w:val="21"/>
         </w:rPr>
-        <w:t>CLIENT OWNERSHIP ON TERMINATION (LTH PVR PRODUCT). Notwithstanding any other provision of this Agreement, upon termination of this Agreement for any reason, all clients introduced by either the Juristic Representative or the Appointing FSP in respect of the proprietary BitWealth LTH PVR product shall transfer to, and vest in, the ownership of the Juristic Representative. The Appointing FSP shall, however, continue to be compensated with its agreed fee share (as set out in Schedule C) indefinitely in respect of any clients that the Appointing FSP itself introduced to the LTH PVR product, for so long as those clients remain invested in the product.</w:t>
+        <w:t>CLIENT OWNERSHIP ON TERMINATION (LTH PVR PRODUCT). Notwithstanding any other provision of this Agreement, upon termination of this Agreement for any reason, all clients introduced by either the Juristic Representative or the Appointing FSP in respect of the proprietary BitWealth LTH PVR product shall transfer to, and vest in, the ownership of the Juristic Representative. The Appointing FSP shall, however, continue to be compensated with its agreed fee share (as set out in Schedule B) indefinitely in respect of any clients that the Appointing FSP itself introduced to the LTH PVR product, for so long as those clients remain invested in the product.</w:t>
       </w:r>
     </w:p>
     <w:p>
@@ -2817,12 +2817,12 @@
           <w:color w:val="0A2A43"/>
           <w:sz w:val="24"/>
         </w:rPr>
-        <w:t>SCHEDULE A — FINANCIAL PRODUCT AND SERVICES</w:t>
+        <w:t>SCHEDULE A — FINANCIAL PRODUCTS AND SERVICES</w:t>
       </w:r>
     </w:p>
     <w:p>
       <w:pPr>
-        <w:spacing w:after="120"/>
+        <w:spacing w:after="80"/>
         <w:jc w:val="both"/>
       </w:pPr>
       <w:r>
@@ -2833,26 +2833,44 @@
           <w:color w:val="1A1A1A"/>
           <w:sz w:val="21"/>
         </w:rPr>
-        <w:t>The Juristic Representative is authorised to render the financial services marked below, in respect of the following financial product, under Category I of the FAIS Act licensing framework:</w:t>
+        <w:t>The Juristic Representative is authorised to render the financial services marked below. Products marked '✓ Authorised' are currently authorised. Products marked '—' are listed to accommodate future authorisation by written Schedule A amendment.</w:t>
+      </w:r>
+    </w:p>
+    <w:p>
+      <w:pPr>
+        <w:spacing w:after="120"/>
+        <w:jc w:val="both"/>
+      </w:pPr>
+      <w:r>
+        <w:rPr>
+          <w:rFonts w:ascii="Calibri" w:hAnsi="Calibri"/>
+          <w:b w:val="0"/>
+          <w:i/>
+          <w:color w:val="555555"/>
+          <w:sz w:val="18"/>
+        </w:rPr>
+        <w:t>Currently authorised: Crypto Assets — Category II (Discretionary FSP Services) only. All other products require a written Schedule A amendment, FSCA notification, and confirmation that fit-and-proper requirements are met before activation.</w:t>
       </w:r>
     </w:p>
     <w:tbl>
       <w:tblPr>
         <w:tblStyle w:val="TableGrid"/>
         <w:tblW w:type="auto" w:w="0"/>
-        <w:jc w:val="center"/>
+        <w:jc w:val="left"/>
         <w:tblLook w:firstColumn="1" w:firstRow="1" w:lastColumn="0" w:lastRow="0" w:noHBand="0" w:noVBand="1" w:val="04A0"/>
       </w:tblPr>
       <w:tblGrid>
-        <w:gridCol w:w="2379"/>
-        <w:gridCol w:w="2379"/>
-        <w:gridCol w:w="2379"/>
-        <w:gridCol w:w="2379"/>
+        <w:gridCol w:w="1586"/>
+        <w:gridCol w:w="1586"/>
+        <w:gridCol w:w="1586"/>
+        <w:gridCol w:w="1586"/>
+        <w:gridCol w:w="1586"/>
+        <w:gridCol w:w="1586"/>
       </w:tblGrid>
       <w:tr>
         <w:tc>
           <w:tcPr>
-            <w:tcW w:type="dxa" w:w="907"/>
+            <w:tcW w:type="dxa" w:w="737"/>
             <w:shd w:val="clear" w:color="auto" w:fill="0A2A43"/>
           </w:tcPr>
           <w:p>
@@ -2865,7 +2883,7 @@
                 <w:rFonts w:ascii="Calibri" w:hAnsi="Calibri"/>
                 <w:b/>
                 <w:color w:val="FFFFFF"/>
-                <w:sz w:val="19"/>
+                <w:sz w:val="16"/>
               </w:rPr>
               <w:t>Nr</w:t>
             </w:r>
@@ -2873,7 +2891,7 @@
         </w:tc>
         <w:tc>
           <w:tcPr>
-            <w:tcW w:type="dxa" w:w="4252"/>
+            <w:tcW w:type="dxa" w:w="3855"/>
             <w:shd w:val="clear" w:color="auto" w:fill="0A2A43"/>
           </w:tcPr>
           <w:p>
@@ -2886,15 +2904,15 @@
                 <w:rFonts w:ascii="Calibri" w:hAnsi="Calibri"/>
                 <w:b/>
                 <w:color w:val="FFFFFF"/>
-                <w:sz w:val="19"/>
+                <w:sz w:val="16"/>
               </w:rPr>
-              <w:t>Category I financial product</w:t>
+              <w:t>Financial Product</w:t>
             </w:r>
           </w:p>
         </w:tc>
         <w:tc>
           <w:tcPr>
-            <w:tcW w:type="dxa" w:w="1871"/>
+            <w:tcW w:type="dxa" w:w="1020"/>
             <w:shd w:val="clear" w:color="auto" w:fill="0A2A43"/>
           </w:tcPr>
           <w:p>
@@ -2907,15 +2925,17 @@
                 <w:rFonts w:ascii="Calibri" w:hAnsi="Calibri"/>
                 <w:b/>
                 <w:color w:val="FFFFFF"/>
-                <w:sz w:val="19"/>
+                <w:sz w:val="16"/>
               </w:rPr>
+              <w:t>Cat I</w:t>
+              <w:br/>
               <w:t>Advice</w:t>
             </w:r>
           </w:p>
         </w:tc>
         <w:tc>
           <w:tcPr>
-            <w:tcW w:type="dxa" w:w="1871"/>
+            <w:tcW w:type="dxa" w:w="1077"/>
             <w:shd w:val="clear" w:color="auto" w:fill="0A2A43"/>
           </w:tcPr>
           <w:p>
@@ -2928,9 +2948,55 @@
                 <w:rFonts w:ascii="Calibri" w:hAnsi="Calibri"/>
                 <w:b/>
                 <w:color w:val="FFFFFF"/>
-                <w:sz w:val="19"/>
+                <w:sz w:val="16"/>
               </w:rPr>
-              <w:t>Intermediary service</w:t>
+              <w:t>Cat I</w:t>
+              <w:br/>
+              <w:t>Interm.</w:t>
+            </w:r>
+          </w:p>
+        </w:tc>
+        <w:tc>
+          <w:tcPr>
+            <w:tcW w:type="dxa" w:w="1134"/>
+            <w:shd w:val="clear" w:color="auto" w:fill="0A2A43"/>
+          </w:tcPr>
+          <w:p>
+            <w:pPr>
+              <w:jc w:val="center"/>
+            </w:pPr>
+            <w:r/>
+            <w:r>
+              <w:rPr>
+                <w:rFonts w:ascii="Calibri" w:hAnsi="Calibri"/>
+                <w:b/>
+                <w:color w:val="FFFFFF"/>
+                <w:sz w:val="16"/>
+              </w:rPr>
+              <w:t>Cat II</w:t>
+              <w:br/>
+              <w:t>Discret.</w:t>
+            </w:r>
+          </w:p>
+        </w:tc>
+        <w:tc>
+          <w:tcPr>
+            <w:tcW w:type="dxa" w:w="1020"/>
+            <w:shd w:val="clear" w:color="auto" w:fill="0A2A43"/>
+          </w:tcPr>
+          <w:p>
+            <w:pPr>
+              <w:jc w:val="center"/>
+            </w:pPr>
+            <w:r/>
+            <w:r>
+              <w:rPr>
+                <w:rFonts w:ascii="Calibri" w:hAnsi="Calibri"/>
+                <w:b/>
+                <w:color w:val="FFFFFF"/>
+                <w:sz w:val="16"/>
+              </w:rPr>
+              <w:t>Status</w:t>
             </w:r>
           </w:p>
         </w:tc>
@@ -2938,7 +3004,8 @@
       <w:tr>
         <w:tc>
           <w:tcPr>
-            <w:tcW w:type="dxa" w:w="907"/>
+            <w:tcW w:type="dxa" w:w="737"/>
+            <w:shd w:val="clear" w:color="auto" w:fill="FFFFFF"/>
           </w:tcPr>
           <w:p>
             <w:pPr>
@@ -2950,7 +3017,7 @@
                 <w:rFonts w:ascii="Calibri" w:hAnsi="Calibri"/>
                 <w:b w:val="0"/>
                 <w:color w:val="1A1A1A"/>
-                <w:sz w:val="21"/>
+                <w:sz w:val="18"/>
               </w:rPr>
               <w:t>1.1</w:t>
             </w:r>
@@ -2958,7 +3025,8 @@
         </w:tc>
         <w:tc>
           <w:tcPr>
-            <w:tcW w:type="dxa" w:w="4252"/>
+            <w:tcW w:type="dxa" w:w="3855"/>
+            <w:shd w:val="clear" w:color="auto" w:fill="FFFFFF"/>
           </w:tcPr>
           <w:p>
             <w:pPr>
@@ -2970,15 +3038,16 @@
                 <w:rFonts w:ascii="Calibri" w:hAnsi="Calibri"/>
                 <w:b w:val="0"/>
                 <w:color w:val="1A1A1A"/>
-                <w:sz w:val="21"/>
+                <w:sz w:val="17"/>
               </w:rPr>
-              <w:t>Crypto Assets</w:t>
+              <w:t>Long-term Insurance: Subcategory A</w:t>
             </w:r>
           </w:p>
         </w:tc>
         <w:tc>
           <w:tcPr>
-            <w:tcW w:type="dxa" w:w="1871"/>
+            <w:tcW w:type="dxa" w:w="1020"/>
+            <w:shd w:val="clear" w:color="auto" w:fill="FFFFFF"/>
           </w:tcPr>
           <w:p>
             <w:pPr>
@@ -2990,15 +3059,3365 @@
                 <w:rFonts w:ascii="Calibri" w:hAnsi="Calibri"/>
                 <w:b w:val="0"/>
                 <w:color w:val="1A1A1A"/>
-                <w:sz w:val="21"/>
+                <w:sz w:val="18"/>
               </w:rPr>
-              <w:t>— (not authorised)</w:t>
+              <w:t>—</w:t>
             </w:r>
           </w:p>
         </w:tc>
         <w:tc>
           <w:tcPr>
-            <w:tcW w:type="dxa" w:w="1871"/>
+            <w:tcW w:type="dxa" w:w="1077"/>
+            <w:shd w:val="clear" w:color="auto" w:fill="FFFFFF"/>
+          </w:tcPr>
+          <w:p>
+            <w:pPr>
+              <w:jc w:val="center"/>
+            </w:pPr>
+            <w:r/>
+            <w:r>
+              <w:rPr>
+                <w:rFonts w:ascii="Calibri" w:hAnsi="Calibri"/>
+                <w:b w:val="0"/>
+                <w:color w:val="1A1A1A"/>
+                <w:sz w:val="18"/>
+              </w:rPr>
+              <w:t>—</w:t>
+            </w:r>
+          </w:p>
+        </w:tc>
+        <w:tc>
+          <w:tcPr>
+            <w:tcW w:type="dxa" w:w="1134"/>
+            <w:shd w:val="clear" w:color="auto" w:fill="FFFFFF"/>
+          </w:tcPr>
+          <w:p>
+            <w:pPr>
+              <w:jc w:val="center"/>
+            </w:pPr>
+            <w:r/>
+            <w:r>
+              <w:rPr>
+                <w:rFonts w:ascii="Calibri" w:hAnsi="Calibri"/>
+                <w:b w:val="0"/>
+                <w:color w:val="1A1A1A"/>
+                <w:sz w:val="18"/>
+              </w:rPr>
+              <w:t>—</w:t>
+            </w:r>
+          </w:p>
+        </w:tc>
+        <w:tc>
+          <w:tcPr>
+            <w:tcW w:type="dxa" w:w="1020"/>
+            <w:shd w:val="clear" w:color="auto" w:fill="FFFFFF"/>
+          </w:tcPr>
+          <w:p>
+            <w:pPr>
+              <w:jc w:val="center"/>
+            </w:pPr>
+            <w:r/>
+            <w:r>
+              <w:rPr>
+                <w:rFonts w:ascii="Calibri" w:hAnsi="Calibri"/>
+                <w:b w:val="0"/>
+                <w:color w:val="1A1A1A"/>
+                <w:sz w:val="18"/>
+              </w:rPr>
+              <w:t>Future</w:t>
+            </w:r>
+          </w:p>
+        </w:tc>
+      </w:tr>
+      <w:tr>
+        <w:tc>
+          <w:tcPr>
+            <w:tcW w:type="dxa" w:w="737"/>
+            <w:shd w:val="clear" w:color="auto" w:fill="F2F2F2"/>
+          </w:tcPr>
+          <w:p>
+            <w:pPr>
+              <w:jc w:val="center"/>
+            </w:pPr>
+            <w:r/>
+            <w:r>
+              <w:rPr>
+                <w:rFonts w:ascii="Calibri" w:hAnsi="Calibri"/>
+                <w:b w:val="0"/>
+                <w:color w:val="1A1A1A"/>
+                <w:sz w:val="18"/>
+              </w:rPr>
+              <w:t>1.2</w:t>
+            </w:r>
+          </w:p>
+        </w:tc>
+        <w:tc>
+          <w:tcPr>
+            <w:tcW w:type="dxa" w:w="3855"/>
+            <w:shd w:val="clear" w:color="auto" w:fill="F2F2F2"/>
+          </w:tcPr>
+          <w:p>
+            <w:pPr>
+              <w:jc w:val="left"/>
+            </w:pPr>
+            <w:r/>
+            <w:r>
+              <w:rPr>
+                <w:rFonts w:ascii="Calibri" w:hAnsi="Calibri"/>
+                <w:b w:val="0"/>
+                <w:color w:val="1A1A1A"/>
+                <w:sz w:val="17"/>
+              </w:rPr>
+              <w:t>Short-term Insurance: Personal Lines</w:t>
+            </w:r>
+          </w:p>
+        </w:tc>
+        <w:tc>
+          <w:tcPr>
+            <w:tcW w:type="dxa" w:w="1020"/>
+            <w:shd w:val="clear" w:color="auto" w:fill="F2F2F2"/>
+          </w:tcPr>
+          <w:p>
+            <w:pPr>
+              <w:jc w:val="center"/>
+            </w:pPr>
+            <w:r/>
+            <w:r>
+              <w:rPr>
+                <w:rFonts w:ascii="Calibri" w:hAnsi="Calibri"/>
+                <w:b w:val="0"/>
+                <w:color w:val="1A1A1A"/>
+                <w:sz w:val="18"/>
+              </w:rPr>
+              <w:t>—</w:t>
+            </w:r>
+          </w:p>
+        </w:tc>
+        <w:tc>
+          <w:tcPr>
+            <w:tcW w:type="dxa" w:w="1077"/>
+            <w:shd w:val="clear" w:color="auto" w:fill="F2F2F2"/>
+          </w:tcPr>
+          <w:p>
+            <w:pPr>
+              <w:jc w:val="center"/>
+            </w:pPr>
+            <w:r/>
+            <w:r>
+              <w:rPr>
+                <w:rFonts w:ascii="Calibri" w:hAnsi="Calibri"/>
+                <w:b w:val="0"/>
+                <w:color w:val="1A1A1A"/>
+                <w:sz w:val="18"/>
+              </w:rPr>
+              <w:t>—</w:t>
+            </w:r>
+          </w:p>
+        </w:tc>
+        <w:tc>
+          <w:tcPr>
+            <w:tcW w:type="dxa" w:w="1134"/>
+            <w:shd w:val="clear" w:color="auto" w:fill="F2F2F2"/>
+          </w:tcPr>
+          <w:p>
+            <w:pPr>
+              <w:jc w:val="center"/>
+            </w:pPr>
+            <w:r/>
+            <w:r>
+              <w:rPr>
+                <w:rFonts w:ascii="Calibri" w:hAnsi="Calibri"/>
+                <w:b w:val="0"/>
+                <w:color w:val="1A1A1A"/>
+                <w:sz w:val="18"/>
+              </w:rPr>
+              <w:t>—</w:t>
+            </w:r>
+          </w:p>
+        </w:tc>
+        <w:tc>
+          <w:tcPr>
+            <w:tcW w:type="dxa" w:w="1020"/>
+            <w:shd w:val="clear" w:color="auto" w:fill="F2F2F2"/>
+          </w:tcPr>
+          <w:p>
+            <w:pPr>
+              <w:jc w:val="center"/>
+            </w:pPr>
+            <w:r/>
+            <w:r>
+              <w:rPr>
+                <w:rFonts w:ascii="Calibri" w:hAnsi="Calibri"/>
+                <w:b w:val="0"/>
+                <w:color w:val="1A1A1A"/>
+                <w:sz w:val="18"/>
+              </w:rPr>
+              <w:t>Future</w:t>
+            </w:r>
+          </w:p>
+        </w:tc>
+      </w:tr>
+      <w:tr>
+        <w:tc>
+          <w:tcPr>
+            <w:tcW w:type="dxa" w:w="737"/>
+            <w:shd w:val="clear" w:color="auto" w:fill="FFFFFF"/>
+          </w:tcPr>
+          <w:p>
+            <w:pPr>
+              <w:jc w:val="center"/>
+            </w:pPr>
+            <w:r/>
+            <w:r>
+              <w:rPr>
+                <w:rFonts w:ascii="Calibri" w:hAnsi="Calibri"/>
+                <w:b w:val="0"/>
+                <w:color w:val="1A1A1A"/>
+                <w:sz w:val="18"/>
+              </w:rPr>
+              <w:t>1.3</w:t>
+            </w:r>
+          </w:p>
+        </w:tc>
+        <w:tc>
+          <w:tcPr>
+            <w:tcW w:type="dxa" w:w="3855"/>
+            <w:shd w:val="clear" w:color="auto" w:fill="FFFFFF"/>
+          </w:tcPr>
+          <w:p>
+            <w:pPr>
+              <w:jc w:val="left"/>
+            </w:pPr>
+            <w:r/>
+            <w:r>
+              <w:rPr>
+                <w:rFonts w:ascii="Calibri" w:hAnsi="Calibri"/>
+                <w:b w:val="0"/>
+                <w:color w:val="1A1A1A"/>
+                <w:sz w:val="17"/>
+              </w:rPr>
+              <w:t>Long-term Insurance: Subcategory B1</w:t>
+            </w:r>
+          </w:p>
+        </w:tc>
+        <w:tc>
+          <w:tcPr>
+            <w:tcW w:type="dxa" w:w="1020"/>
+            <w:shd w:val="clear" w:color="auto" w:fill="FFFFFF"/>
+          </w:tcPr>
+          <w:p>
+            <w:pPr>
+              <w:jc w:val="center"/>
+            </w:pPr>
+            <w:r/>
+            <w:r>
+              <w:rPr>
+                <w:rFonts w:ascii="Calibri" w:hAnsi="Calibri"/>
+                <w:b w:val="0"/>
+                <w:color w:val="1A1A1A"/>
+                <w:sz w:val="18"/>
+              </w:rPr>
+              <w:t>—</w:t>
+            </w:r>
+          </w:p>
+        </w:tc>
+        <w:tc>
+          <w:tcPr>
+            <w:tcW w:type="dxa" w:w="1077"/>
+            <w:shd w:val="clear" w:color="auto" w:fill="FFFFFF"/>
+          </w:tcPr>
+          <w:p>
+            <w:pPr>
+              <w:jc w:val="center"/>
+            </w:pPr>
+            <w:r/>
+            <w:r>
+              <w:rPr>
+                <w:rFonts w:ascii="Calibri" w:hAnsi="Calibri"/>
+                <w:b w:val="0"/>
+                <w:color w:val="1A1A1A"/>
+                <w:sz w:val="18"/>
+              </w:rPr>
+              <w:t>—</w:t>
+            </w:r>
+          </w:p>
+        </w:tc>
+        <w:tc>
+          <w:tcPr>
+            <w:tcW w:type="dxa" w:w="1134"/>
+            <w:shd w:val="clear" w:color="auto" w:fill="FFFFFF"/>
+          </w:tcPr>
+          <w:p>
+            <w:pPr>
+              <w:jc w:val="center"/>
+            </w:pPr>
+            <w:r/>
+            <w:r>
+              <w:rPr>
+                <w:rFonts w:ascii="Calibri" w:hAnsi="Calibri"/>
+                <w:b w:val="0"/>
+                <w:color w:val="1A1A1A"/>
+                <w:sz w:val="18"/>
+              </w:rPr>
+              <w:t>—</w:t>
+            </w:r>
+          </w:p>
+        </w:tc>
+        <w:tc>
+          <w:tcPr>
+            <w:tcW w:type="dxa" w:w="1020"/>
+            <w:shd w:val="clear" w:color="auto" w:fill="FFFFFF"/>
+          </w:tcPr>
+          <w:p>
+            <w:pPr>
+              <w:jc w:val="center"/>
+            </w:pPr>
+            <w:r/>
+            <w:r>
+              <w:rPr>
+                <w:rFonts w:ascii="Calibri" w:hAnsi="Calibri"/>
+                <w:b w:val="0"/>
+                <w:color w:val="1A1A1A"/>
+                <w:sz w:val="18"/>
+              </w:rPr>
+              <w:t>Future</w:t>
+            </w:r>
+          </w:p>
+        </w:tc>
+      </w:tr>
+      <w:tr>
+        <w:tc>
+          <w:tcPr>
+            <w:tcW w:type="dxa" w:w="737"/>
+            <w:shd w:val="clear" w:color="auto" w:fill="F2F2F2"/>
+          </w:tcPr>
+          <w:p>
+            <w:pPr>
+              <w:jc w:val="center"/>
+            </w:pPr>
+            <w:r/>
+            <w:r>
+              <w:rPr>
+                <w:rFonts w:ascii="Calibri" w:hAnsi="Calibri"/>
+                <w:b w:val="0"/>
+                <w:color w:val="1A1A1A"/>
+                <w:sz w:val="18"/>
+              </w:rPr>
+              <w:t>1.4</w:t>
+            </w:r>
+          </w:p>
+        </w:tc>
+        <w:tc>
+          <w:tcPr>
+            <w:tcW w:type="dxa" w:w="3855"/>
+            <w:shd w:val="clear" w:color="auto" w:fill="F2F2F2"/>
+          </w:tcPr>
+          <w:p>
+            <w:pPr>
+              <w:jc w:val="left"/>
+            </w:pPr>
+            <w:r/>
+            <w:r>
+              <w:rPr>
+                <w:rFonts w:ascii="Calibri" w:hAnsi="Calibri"/>
+                <w:b w:val="0"/>
+                <w:color w:val="1A1A1A"/>
+                <w:sz w:val="17"/>
+              </w:rPr>
+              <w:t>Long-term Insurance: Subcategory C</w:t>
+            </w:r>
+          </w:p>
+        </w:tc>
+        <w:tc>
+          <w:tcPr>
+            <w:tcW w:type="dxa" w:w="1020"/>
+            <w:shd w:val="clear" w:color="auto" w:fill="F2F2F2"/>
+          </w:tcPr>
+          <w:p>
+            <w:pPr>
+              <w:jc w:val="center"/>
+            </w:pPr>
+            <w:r/>
+            <w:r>
+              <w:rPr>
+                <w:rFonts w:ascii="Calibri" w:hAnsi="Calibri"/>
+                <w:b w:val="0"/>
+                <w:color w:val="1A1A1A"/>
+                <w:sz w:val="18"/>
+              </w:rPr>
+              <w:t>—</w:t>
+            </w:r>
+          </w:p>
+        </w:tc>
+        <w:tc>
+          <w:tcPr>
+            <w:tcW w:type="dxa" w:w="1077"/>
+            <w:shd w:val="clear" w:color="auto" w:fill="F2F2F2"/>
+          </w:tcPr>
+          <w:p>
+            <w:pPr>
+              <w:jc w:val="center"/>
+            </w:pPr>
+            <w:r/>
+            <w:r>
+              <w:rPr>
+                <w:rFonts w:ascii="Calibri" w:hAnsi="Calibri"/>
+                <w:b w:val="0"/>
+                <w:color w:val="1A1A1A"/>
+                <w:sz w:val="18"/>
+              </w:rPr>
+              <w:t>—</w:t>
+            </w:r>
+          </w:p>
+        </w:tc>
+        <w:tc>
+          <w:tcPr>
+            <w:tcW w:type="dxa" w:w="1134"/>
+            <w:shd w:val="clear" w:color="auto" w:fill="F2F2F2"/>
+          </w:tcPr>
+          <w:p>
+            <w:pPr>
+              <w:jc w:val="center"/>
+            </w:pPr>
+            <w:r/>
+            <w:r>
+              <w:rPr>
+                <w:rFonts w:ascii="Calibri" w:hAnsi="Calibri"/>
+                <w:b w:val="0"/>
+                <w:color w:val="1A1A1A"/>
+                <w:sz w:val="18"/>
+              </w:rPr>
+              <w:t>—</w:t>
+            </w:r>
+          </w:p>
+        </w:tc>
+        <w:tc>
+          <w:tcPr>
+            <w:tcW w:type="dxa" w:w="1020"/>
+            <w:shd w:val="clear" w:color="auto" w:fill="F2F2F2"/>
+          </w:tcPr>
+          <w:p>
+            <w:pPr>
+              <w:jc w:val="center"/>
+            </w:pPr>
+            <w:r/>
+            <w:r>
+              <w:rPr>
+                <w:rFonts w:ascii="Calibri" w:hAnsi="Calibri"/>
+                <w:b w:val="0"/>
+                <w:color w:val="1A1A1A"/>
+                <w:sz w:val="18"/>
+              </w:rPr>
+              <w:t>Future</w:t>
+            </w:r>
+          </w:p>
+        </w:tc>
+      </w:tr>
+      <w:tr>
+        <w:tc>
+          <w:tcPr>
+            <w:tcW w:type="dxa" w:w="737"/>
+            <w:shd w:val="clear" w:color="auto" w:fill="FFFFFF"/>
+          </w:tcPr>
+          <w:p>
+            <w:pPr>
+              <w:jc w:val="center"/>
+            </w:pPr>
+            <w:r/>
+            <w:r>
+              <w:rPr>
+                <w:rFonts w:ascii="Calibri" w:hAnsi="Calibri"/>
+                <w:b w:val="0"/>
+                <w:color w:val="1A1A1A"/>
+                <w:sz w:val="18"/>
+              </w:rPr>
+              <w:t>1.5</w:t>
+            </w:r>
+          </w:p>
+        </w:tc>
+        <w:tc>
+          <w:tcPr>
+            <w:tcW w:type="dxa" w:w="3855"/>
+            <w:shd w:val="clear" w:color="auto" w:fill="FFFFFF"/>
+          </w:tcPr>
+          <w:p>
+            <w:pPr>
+              <w:jc w:val="left"/>
+            </w:pPr>
+            <w:r/>
+            <w:r>
+              <w:rPr>
+                <w:rFonts w:ascii="Calibri" w:hAnsi="Calibri"/>
+                <w:b w:val="0"/>
+                <w:color w:val="1A1A1A"/>
+                <w:sz w:val="17"/>
+              </w:rPr>
+              <w:t>Retail Pension Benefits</w:t>
+            </w:r>
+          </w:p>
+        </w:tc>
+        <w:tc>
+          <w:tcPr>
+            <w:tcW w:type="dxa" w:w="1020"/>
+            <w:shd w:val="clear" w:color="auto" w:fill="FFFFFF"/>
+          </w:tcPr>
+          <w:p>
+            <w:pPr>
+              <w:jc w:val="center"/>
+            </w:pPr>
+            <w:r/>
+            <w:r>
+              <w:rPr>
+                <w:rFonts w:ascii="Calibri" w:hAnsi="Calibri"/>
+                <w:b w:val="0"/>
+                <w:color w:val="1A1A1A"/>
+                <w:sz w:val="18"/>
+              </w:rPr>
+              <w:t>—</w:t>
+            </w:r>
+          </w:p>
+        </w:tc>
+        <w:tc>
+          <w:tcPr>
+            <w:tcW w:type="dxa" w:w="1077"/>
+            <w:shd w:val="clear" w:color="auto" w:fill="FFFFFF"/>
+          </w:tcPr>
+          <w:p>
+            <w:pPr>
+              <w:jc w:val="center"/>
+            </w:pPr>
+            <w:r/>
+            <w:r>
+              <w:rPr>
+                <w:rFonts w:ascii="Calibri" w:hAnsi="Calibri"/>
+                <w:b w:val="0"/>
+                <w:color w:val="1A1A1A"/>
+                <w:sz w:val="18"/>
+              </w:rPr>
+              <w:t>—</w:t>
+            </w:r>
+          </w:p>
+        </w:tc>
+        <w:tc>
+          <w:tcPr>
+            <w:tcW w:type="dxa" w:w="1134"/>
+            <w:shd w:val="clear" w:color="auto" w:fill="FFFFFF"/>
+          </w:tcPr>
+          <w:p>
+            <w:pPr>
+              <w:jc w:val="center"/>
+            </w:pPr>
+            <w:r/>
+            <w:r>
+              <w:rPr>
+                <w:rFonts w:ascii="Calibri" w:hAnsi="Calibri"/>
+                <w:b w:val="0"/>
+                <w:color w:val="1A1A1A"/>
+                <w:sz w:val="18"/>
+              </w:rPr>
+              <w:t>—</w:t>
+            </w:r>
+          </w:p>
+        </w:tc>
+        <w:tc>
+          <w:tcPr>
+            <w:tcW w:type="dxa" w:w="1020"/>
+            <w:shd w:val="clear" w:color="auto" w:fill="FFFFFF"/>
+          </w:tcPr>
+          <w:p>
+            <w:pPr>
+              <w:jc w:val="center"/>
+            </w:pPr>
+            <w:r/>
+            <w:r>
+              <w:rPr>
+                <w:rFonts w:ascii="Calibri" w:hAnsi="Calibri"/>
+                <w:b w:val="0"/>
+                <w:color w:val="1A1A1A"/>
+                <w:sz w:val="18"/>
+              </w:rPr>
+              <w:t>Future</w:t>
+            </w:r>
+          </w:p>
+        </w:tc>
+      </w:tr>
+      <w:tr>
+        <w:tc>
+          <w:tcPr>
+            <w:tcW w:type="dxa" w:w="737"/>
+            <w:shd w:val="clear" w:color="auto" w:fill="F2F2F2"/>
+          </w:tcPr>
+          <w:p>
+            <w:pPr>
+              <w:jc w:val="center"/>
+            </w:pPr>
+            <w:r/>
+            <w:r>
+              <w:rPr>
+                <w:rFonts w:ascii="Calibri" w:hAnsi="Calibri"/>
+                <w:b w:val="0"/>
+                <w:color w:val="1A1A1A"/>
+                <w:sz w:val="18"/>
+              </w:rPr>
+              <w:t>1.6</w:t>
+            </w:r>
+          </w:p>
+        </w:tc>
+        <w:tc>
+          <w:tcPr>
+            <w:tcW w:type="dxa" w:w="3855"/>
+            <w:shd w:val="clear" w:color="auto" w:fill="F2F2F2"/>
+          </w:tcPr>
+          <w:p>
+            <w:pPr>
+              <w:jc w:val="left"/>
+            </w:pPr>
+            <w:r/>
+            <w:r>
+              <w:rPr>
+                <w:rFonts w:ascii="Calibri" w:hAnsi="Calibri"/>
+                <w:b w:val="0"/>
+                <w:color w:val="1A1A1A"/>
+                <w:sz w:val="17"/>
+              </w:rPr>
+              <w:t>Short-term Insurance: Commercial Lines</w:t>
+            </w:r>
+          </w:p>
+        </w:tc>
+        <w:tc>
+          <w:tcPr>
+            <w:tcW w:type="dxa" w:w="1020"/>
+            <w:shd w:val="clear" w:color="auto" w:fill="F2F2F2"/>
+          </w:tcPr>
+          <w:p>
+            <w:pPr>
+              <w:jc w:val="center"/>
+            </w:pPr>
+            <w:r/>
+            <w:r>
+              <w:rPr>
+                <w:rFonts w:ascii="Calibri" w:hAnsi="Calibri"/>
+                <w:b w:val="0"/>
+                <w:color w:val="1A1A1A"/>
+                <w:sz w:val="18"/>
+              </w:rPr>
+              <w:t>—</w:t>
+            </w:r>
+          </w:p>
+        </w:tc>
+        <w:tc>
+          <w:tcPr>
+            <w:tcW w:type="dxa" w:w="1077"/>
+            <w:shd w:val="clear" w:color="auto" w:fill="F2F2F2"/>
+          </w:tcPr>
+          <w:p>
+            <w:pPr>
+              <w:jc w:val="center"/>
+            </w:pPr>
+            <w:r/>
+            <w:r>
+              <w:rPr>
+                <w:rFonts w:ascii="Calibri" w:hAnsi="Calibri"/>
+                <w:b w:val="0"/>
+                <w:color w:val="1A1A1A"/>
+                <w:sz w:val="18"/>
+              </w:rPr>
+              <w:t>—</w:t>
+            </w:r>
+          </w:p>
+        </w:tc>
+        <w:tc>
+          <w:tcPr>
+            <w:tcW w:type="dxa" w:w="1134"/>
+            <w:shd w:val="clear" w:color="auto" w:fill="F2F2F2"/>
+          </w:tcPr>
+          <w:p>
+            <w:pPr>
+              <w:jc w:val="center"/>
+            </w:pPr>
+            <w:r/>
+            <w:r>
+              <w:rPr>
+                <w:rFonts w:ascii="Calibri" w:hAnsi="Calibri"/>
+                <w:b w:val="0"/>
+                <w:color w:val="1A1A1A"/>
+                <w:sz w:val="18"/>
+              </w:rPr>
+              <w:t>—</w:t>
+            </w:r>
+          </w:p>
+        </w:tc>
+        <w:tc>
+          <w:tcPr>
+            <w:tcW w:type="dxa" w:w="1020"/>
+            <w:shd w:val="clear" w:color="auto" w:fill="F2F2F2"/>
+          </w:tcPr>
+          <w:p>
+            <w:pPr>
+              <w:jc w:val="center"/>
+            </w:pPr>
+            <w:r/>
+            <w:r>
+              <w:rPr>
+                <w:rFonts w:ascii="Calibri" w:hAnsi="Calibri"/>
+                <w:b w:val="0"/>
+                <w:color w:val="1A1A1A"/>
+                <w:sz w:val="18"/>
+              </w:rPr>
+              <w:t>Future</w:t>
+            </w:r>
+          </w:p>
+        </w:tc>
+      </w:tr>
+      <w:tr>
+        <w:tc>
+          <w:tcPr>
+            <w:tcW w:type="dxa" w:w="737"/>
+            <w:shd w:val="clear" w:color="auto" w:fill="FFFFFF"/>
+          </w:tcPr>
+          <w:p>
+            <w:pPr>
+              <w:jc w:val="center"/>
+            </w:pPr>
+            <w:r/>
+            <w:r>
+              <w:rPr>
+                <w:rFonts w:ascii="Calibri" w:hAnsi="Calibri"/>
+                <w:b w:val="0"/>
+                <w:color w:val="1A1A1A"/>
+                <w:sz w:val="18"/>
+              </w:rPr>
+              <w:t>1.7</w:t>
+            </w:r>
+          </w:p>
+        </w:tc>
+        <w:tc>
+          <w:tcPr>
+            <w:tcW w:type="dxa" w:w="3855"/>
+            <w:shd w:val="clear" w:color="auto" w:fill="FFFFFF"/>
+          </w:tcPr>
+          <w:p>
+            <w:pPr>
+              <w:jc w:val="left"/>
+            </w:pPr>
+            <w:r/>
+            <w:r>
+              <w:rPr>
+                <w:rFonts w:ascii="Calibri" w:hAnsi="Calibri"/>
+                <w:b w:val="0"/>
+                <w:color w:val="1A1A1A"/>
+                <w:sz w:val="17"/>
+              </w:rPr>
+              <w:t>Pension Fund Benefits (excl. retail pension benefits)</w:t>
+            </w:r>
+          </w:p>
+        </w:tc>
+        <w:tc>
+          <w:tcPr>
+            <w:tcW w:type="dxa" w:w="1020"/>
+            <w:shd w:val="clear" w:color="auto" w:fill="FFFFFF"/>
+          </w:tcPr>
+          <w:p>
+            <w:pPr>
+              <w:jc w:val="center"/>
+            </w:pPr>
+            <w:r/>
+            <w:r>
+              <w:rPr>
+                <w:rFonts w:ascii="Calibri" w:hAnsi="Calibri"/>
+                <w:b w:val="0"/>
+                <w:color w:val="1A1A1A"/>
+                <w:sz w:val="18"/>
+              </w:rPr>
+              <w:t>—</w:t>
+            </w:r>
+          </w:p>
+        </w:tc>
+        <w:tc>
+          <w:tcPr>
+            <w:tcW w:type="dxa" w:w="1077"/>
+            <w:shd w:val="clear" w:color="auto" w:fill="FFFFFF"/>
+          </w:tcPr>
+          <w:p>
+            <w:pPr>
+              <w:jc w:val="center"/>
+            </w:pPr>
+            <w:r/>
+            <w:r>
+              <w:rPr>
+                <w:rFonts w:ascii="Calibri" w:hAnsi="Calibri"/>
+                <w:b w:val="0"/>
+                <w:color w:val="1A1A1A"/>
+                <w:sz w:val="18"/>
+              </w:rPr>
+              <w:t>—</w:t>
+            </w:r>
+          </w:p>
+        </w:tc>
+        <w:tc>
+          <w:tcPr>
+            <w:tcW w:type="dxa" w:w="1134"/>
+            <w:shd w:val="clear" w:color="auto" w:fill="FFFFFF"/>
+          </w:tcPr>
+          <w:p>
+            <w:pPr>
+              <w:jc w:val="center"/>
+            </w:pPr>
+            <w:r/>
+            <w:r>
+              <w:rPr>
+                <w:rFonts w:ascii="Calibri" w:hAnsi="Calibri"/>
+                <w:b w:val="0"/>
+                <w:color w:val="1A1A1A"/>
+                <w:sz w:val="18"/>
+              </w:rPr>
+              <w:t>—</w:t>
+            </w:r>
+          </w:p>
+        </w:tc>
+        <w:tc>
+          <w:tcPr>
+            <w:tcW w:type="dxa" w:w="1020"/>
+            <w:shd w:val="clear" w:color="auto" w:fill="FFFFFF"/>
+          </w:tcPr>
+          <w:p>
+            <w:pPr>
+              <w:jc w:val="center"/>
+            </w:pPr>
+            <w:r/>
+            <w:r>
+              <w:rPr>
+                <w:rFonts w:ascii="Calibri" w:hAnsi="Calibri"/>
+                <w:b w:val="0"/>
+                <w:color w:val="1A1A1A"/>
+                <w:sz w:val="18"/>
+              </w:rPr>
+              <w:t>Future</w:t>
+            </w:r>
+          </w:p>
+        </w:tc>
+      </w:tr>
+      <w:tr>
+        <w:tc>
+          <w:tcPr>
+            <w:tcW w:type="dxa" w:w="737"/>
+            <w:shd w:val="clear" w:color="auto" w:fill="F2F2F2"/>
+          </w:tcPr>
+          <w:p>
+            <w:pPr>
+              <w:jc w:val="center"/>
+            </w:pPr>
+            <w:r/>
+            <w:r>
+              <w:rPr>
+                <w:rFonts w:ascii="Calibri" w:hAnsi="Calibri"/>
+                <w:b w:val="0"/>
+                <w:color w:val="1A1A1A"/>
+                <w:sz w:val="18"/>
+              </w:rPr>
+              <w:t>1.8</w:t>
+            </w:r>
+          </w:p>
+        </w:tc>
+        <w:tc>
+          <w:tcPr>
+            <w:tcW w:type="dxa" w:w="3855"/>
+            <w:shd w:val="clear" w:color="auto" w:fill="F2F2F2"/>
+          </w:tcPr>
+          <w:p>
+            <w:pPr>
+              <w:jc w:val="left"/>
+            </w:pPr>
+            <w:r/>
+            <w:r>
+              <w:rPr>
+                <w:rFonts w:ascii="Calibri" w:hAnsi="Calibri"/>
+                <w:b w:val="0"/>
+                <w:color w:val="1A1A1A"/>
+                <w:sz w:val="17"/>
+              </w:rPr>
+              <w:t>Shares</w:t>
+            </w:r>
+          </w:p>
+        </w:tc>
+        <w:tc>
+          <w:tcPr>
+            <w:tcW w:type="dxa" w:w="1020"/>
+            <w:shd w:val="clear" w:color="auto" w:fill="F2F2F2"/>
+          </w:tcPr>
+          <w:p>
+            <w:pPr>
+              <w:jc w:val="center"/>
+            </w:pPr>
+            <w:r/>
+            <w:r>
+              <w:rPr>
+                <w:rFonts w:ascii="Calibri" w:hAnsi="Calibri"/>
+                <w:b w:val="0"/>
+                <w:color w:val="1A1A1A"/>
+                <w:sz w:val="18"/>
+              </w:rPr>
+              <w:t>—</w:t>
+            </w:r>
+          </w:p>
+        </w:tc>
+        <w:tc>
+          <w:tcPr>
+            <w:tcW w:type="dxa" w:w="1077"/>
+            <w:shd w:val="clear" w:color="auto" w:fill="F2F2F2"/>
+          </w:tcPr>
+          <w:p>
+            <w:pPr>
+              <w:jc w:val="center"/>
+            </w:pPr>
+            <w:r/>
+            <w:r>
+              <w:rPr>
+                <w:rFonts w:ascii="Calibri" w:hAnsi="Calibri"/>
+                <w:b w:val="0"/>
+                <w:color w:val="1A1A1A"/>
+                <w:sz w:val="18"/>
+              </w:rPr>
+              <w:t>—</w:t>
+            </w:r>
+          </w:p>
+        </w:tc>
+        <w:tc>
+          <w:tcPr>
+            <w:tcW w:type="dxa" w:w="1134"/>
+            <w:shd w:val="clear" w:color="auto" w:fill="F2F2F2"/>
+          </w:tcPr>
+          <w:p>
+            <w:pPr>
+              <w:jc w:val="center"/>
+            </w:pPr>
+            <w:r/>
+            <w:r>
+              <w:rPr>
+                <w:rFonts w:ascii="Calibri" w:hAnsi="Calibri"/>
+                <w:b w:val="0"/>
+                <w:color w:val="1A1A1A"/>
+                <w:sz w:val="18"/>
+              </w:rPr>
+              <w:t>—</w:t>
+            </w:r>
+          </w:p>
+        </w:tc>
+        <w:tc>
+          <w:tcPr>
+            <w:tcW w:type="dxa" w:w="1020"/>
+            <w:shd w:val="clear" w:color="auto" w:fill="F2F2F2"/>
+          </w:tcPr>
+          <w:p>
+            <w:pPr>
+              <w:jc w:val="center"/>
+            </w:pPr>
+            <w:r/>
+            <w:r>
+              <w:rPr>
+                <w:rFonts w:ascii="Calibri" w:hAnsi="Calibri"/>
+                <w:b w:val="0"/>
+                <w:color w:val="1A1A1A"/>
+                <w:sz w:val="18"/>
+              </w:rPr>
+              <w:t>Future</w:t>
+            </w:r>
+          </w:p>
+        </w:tc>
+      </w:tr>
+      <w:tr>
+        <w:tc>
+          <w:tcPr>
+            <w:tcW w:type="dxa" w:w="737"/>
+            <w:shd w:val="clear" w:color="auto" w:fill="FFFFFF"/>
+          </w:tcPr>
+          <w:p>
+            <w:pPr>
+              <w:jc w:val="center"/>
+            </w:pPr>
+            <w:r/>
+            <w:r>
+              <w:rPr>
+                <w:rFonts w:ascii="Calibri" w:hAnsi="Calibri"/>
+                <w:b w:val="0"/>
+                <w:color w:val="1A1A1A"/>
+                <w:sz w:val="18"/>
+              </w:rPr>
+              <w:t>1.9</w:t>
+            </w:r>
+          </w:p>
+        </w:tc>
+        <w:tc>
+          <w:tcPr>
+            <w:tcW w:type="dxa" w:w="3855"/>
+            <w:shd w:val="clear" w:color="auto" w:fill="FFFFFF"/>
+          </w:tcPr>
+          <w:p>
+            <w:pPr>
+              <w:jc w:val="left"/>
+            </w:pPr>
+            <w:r/>
+            <w:r>
+              <w:rPr>
+                <w:rFonts w:ascii="Calibri" w:hAnsi="Calibri"/>
+                <w:b w:val="0"/>
+                <w:color w:val="1A1A1A"/>
+                <w:sz w:val="17"/>
+              </w:rPr>
+              <w:t>Money Market Instruments</w:t>
+            </w:r>
+          </w:p>
+        </w:tc>
+        <w:tc>
+          <w:tcPr>
+            <w:tcW w:type="dxa" w:w="1020"/>
+            <w:shd w:val="clear" w:color="auto" w:fill="FFFFFF"/>
+          </w:tcPr>
+          <w:p>
+            <w:pPr>
+              <w:jc w:val="center"/>
+            </w:pPr>
+            <w:r/>
+            <w:r>
+              <w:rPr>
+                <w:rFonts w:ascii="Calibri" w:hAnsi="Calibri"/>
+                <w:b w:val="0"/>
+                <w:color w:val="1A1A1A"/>
+                <w:sz w:val="18"/>
+              </w:rPr>
+              <w:t>—</w:t>
+            </w:r>
+          </w:p>
+        </w:tc>
+        <w:tc>
+          <w:tcPr>
+            <w:tcW w:type="dxa" w:w="1077"/>
+            <w:shd w:val="clear" w:color="auto" w:fill="FFFFFF"/>
+          </w:tcPr>
+          <w:p>
+            <w:pPr>
+              <w:jc w:val="center"/>
+            </w:pPr>
+            <w:r/>
+            <w:r>
+              <w:rPr>
+                <w:rFonts w:ascii="Calibri" w:hAnsi="Calibri"/>
+                <w:b w:val="0"/>
+                <w:color w:val="1A1A1A"/>
+                <w:sz w:val="18"/>
+              </w:rPr>
+              <w:t>—</w:t>
+            </w:r>
+          </w:p>
+        </w:tc>
+        <w:tc>
+          <w:tcPr>
+            <w:tcW w:type="dxa" w:w="1134"/>
+            <w:shd w:val="clear" w:color="auto" w:fill="FFFFFF"/>
+          </w:tcPr>
+          <w:p>
+            <w:pPr>
+              <w:jc w:val="center"/>
+            </w:pPr>
+            <w:r/>
+            <w:r>
+              <w:rPr>
+                <w:rFonts w:ascii="Calibri" w:hAnsi="Calibri"/>
+                <w:b w:val="0"/>
+                <w:color w:val="1A1A1A"/>
+                <w:sz w:val="18"/>
+              </w:rPr>
+              <w:t>—</w:t>
+            </w:r>
+          </w:p>
+        </w:tc>
+        <w:tc>
+          <w:tcPr>
+            <w:tcW w:type="dxa" w:w="1020"/>
+            <w:shd w:val="clear" w:color="auto" w:fill="FFFFFF"/>
+          </w:tcPr>
+          <w:p>
+            <w:pPr>
+              <w:jc w:val="center"/>
+            </w:pPr>
+            <w:r/>
+            <w:r>
+              <w:rPr>
+                <w:rFonts w:ascii="Calibri" w:hAnsi="Calibri"/>
+                <w:b w:val="0"/>
+                <w:color w:val="1A1A1A"/>
+                <w:sz w:val="18"/>
+              </w:rPr>
+              <w:t>Future</w:t>
+            </w:r>
+          </w:p>
+        </w:tc>
+      </w:tr>
+      <w:tr>
+        <w:tc>
+          <w:tcPr>
+            <w:tcW w:type="dxa" w:w="737"/>
+            <w:shd w:val="clear" w:color="auto" w:fill="F2F2F2"/>
+          </w:tcPr>
+          <w:p>
+            <w:pPr>
+              <w:jc w:val="center"/>
+            </w:pPr>
+            <w:r/>
+            <w:r>
+              <w:rPr>
+                <w:rFonts w:ascii="Calibri" w:hAnsi="Calibri"/>
+                <w:b w:val="0"/>
+                <w:color w:val="1A1A1A"/>
+                <w:sz w:val="18"/>
+              </w:rPr>
+              <w:t>1.10</w:t>
+            </w:r>
+          </w:p>
+        </w:tc>
+        <w:tc>
+          <w:tcPr>
+            <w:tcW w:type="dxa" w:w="3855"/>
+            <w:shd w:val="clear" w:color="auto" w:fill="F2F2F2"/>
+          </w:tcPr>
+          <w:p>
+            <w:pPr>
+              <w:jc w:val="left"/>
+            </w:pPr>
+            <w:r/>
+            <w:r>
+              <w:rPr>
+                <w:rFonts w:ascii="Calibri" w:hAnsi="Calibri"/>
+                <w:b w:val="0"/>
+                <w:color w:val="1A1A1A"/>
+                <w:sz w:val="17"/>
+              </w:rPr>
+              <w:t>Debentures and Securitised Debt</w:t>
+            </w:r>
+          </w:p>
+        </w:tc>
+        <w:tc>
+          <w:tcPr>
+            <w:tcW w:type="dxa" w:w="1020"/>
+            <w:shd w:val="clear" w:color="auto" w:fill="F2F2F2"/>
+          </w:tcPr>
+          <w:p>
+            <w:pPr>
+              <w:jc w:val="center"/>
+            </w:pPr>
+            <w:r/>
+            <w:r>
+              <w:rPr>
+                <w:rFonts w:ascii="Calibri" w:hAnsi="Calibri"/>
+                <w:b w:val="0"/>
+                <w:color w:val="1A1A1A"/>
+                <w:sz w:val="18"/>
+              </w:rPr>
+              <w:t>—</w:t>
+            </w:r>
+          </w:p>
+        </w:tc>
+        <w:tc>
+          <w:tcPr>
+            <w:tcW w:type="dxa" w:w="1077"/>
+            <w:shd w:val="clear" w:color="auto" w:fill="F2F2F2"/>
+          </w:tcPr>
+          <w:p>
+            <w:pPr>
+              <w:jc w:val="center"/>
+            </w:pPr>
+            <w:r/>
+            <w:r>
+              <w:rPr>
+                <w:rFonts w:ascii="Calibri" w:hAnsi="Calibri"/>
+                <w:b w:val="0"/>
+                <w:color w:val="1A1A1A"/>
+                <w:sz w:val="18"/>
+              </w:rPr>
+              <w:t>—</w:t>
+            </w:r>
+          </w:p>
+        </w:tc>
+        <w:tc>
+          <w:tcPr>
+            <w:tcW w:type="dxa" w:w="1134"/>
+            <w:shd w:val="clear" w:color="auto" w:fill="F2F2F2"/>
+          </w:tcPr>
+          <w:p>
+            <w:pPr>
+              <w:jc w:val="center"/>
+            </w:pPr>
+            <w:r/>
+            <w:r>
+              <w:rPr>
+                <w:rFonts w:ascii="Calibri" w:hAnsi="Calibri"/>
+                <w:b w:val="0"/>
+                <w:color w:val="1A1A1A"/>
+                <w:sz w:val="18"/>
+              </w:rPr>
+              <w:t>—</w:t>
+            </w:r>
+          </w:p>
+        </w:tc>
+        <w:tc>
+          <w:tcPr>
+            <w:tcW w:type="dxa" w:w="1020"/>
+            <w:shd w:val="clear" w:color="auto" w:fill="F2F2F2"/>
+          </w:tcPr>
+          <w:p>
+            <w:pPr>
+              <w:jc w:val="center"/>
+            </w:pPr>
+            <w:r/>
+            <w:r>
+              <w:rPr>
+                <w:rFonts w:ascii="Calibri" w:hAnsi="Calibri"/>
+                <w:b w:val="0"/>
+                <w:color w:val="1A1A1A"/>
+                <w:sz w:val="18"/>
+              </w:rPr>
+              <w:t>Future</w:t>
+            </w:r>
+          </w:p>
+        </w:tc>
+      </w:tr>
+      <w:tr>
+        <w:tc>
+          <w:tcPr>
+            <w:tcW w:type="dxa" w:w="737"/>
+            <w:shd w:val="clear" w:color="auto" w:fill="FFFFFF"/>
+          </w:tcPr>
+          <w:p>
+            <w:pPr>
+              <w:jc w:val="center"/>
+            </w:pPr>
+            <w:r/>
+            <w:r>
+              <w:rPr>
+                <w:rFonts w:ascii="Calibri" w:hAnsi="Calibri"/>
+                <w:b w:val="0"/>
+                <w:color w:val="1A1A1A"/>
+                <w:sz w:val="18"/>
+              </w:rPr>
+              <w:t>1.11</w:t>
+            </w:r>
+          </w:p>
+        </w:tc>
+        <w:tc>
+          <w:tcPr>
+            <w:tcW w:type="dxa" w:w="3855"/>
+            <w:shd w:val="clear" w:color="auto" w:fill="FFFFFF"/>
+          </w:tcPr>
+          <w:p>
+            <w:pPr>
+              <w:jc w:val="left"/>
+            </w:pPr>
+            <w:r/>
+            <w:r>
+              <w:rPr>
+                <w:rFonts w:ascii="Calibri" w:hAnsi="Calibri"/>
+                <w:b w:val="0"/>
+                <w:color w:val="1A1A1A"/>
+                <w:sz w:val="17"/>
+              </w:rPr>
+              <w:t>Warrants, Certificates and other instruments acknowledging debt</w:t>
+            </w:r>
+          </w:p>
+        </w:tc>
+        <w:tc>
+          <w:tcPr>
+            <w:tcW w:type="dxa" w:w="1020"/>
+            <w:shd w:val="clear" w:color="auto" w:fill="FFFFFF"/>
+          </w:tcPr>
+          <w:p>
+            <w:pPr>
+              <w:jc w:val="center"/>
+            </w:pPr>
+            <w:r/>
+            <w:r>
+              <w:rPr>
+                <w:rFonts w:ascii="Calibri" w:hAnsi="Calibri"/>
+                <w:b w:val="0"/>
+                <w:color w:val="1A1A1A"/>
+                <w:sz w:val="18"/>
+              </w:rPr>
+              <w:t>—</w:t>
+            </w:r>
+          </w:p>
+        </w:tc>
+        <w:tc>
+          <w:tcPr>
+            <w:tcW w:type="dxa" w:w="1077"/>
+            <w:shd w:val="clear" w:color="auto" w:fill="FFFFFF"/>
+          </w:tcPr>
+          <w:p>
+            <w:pPr>
+              <w:jc w:val="center"/>
+            </w:pPr>
+            <w:r/>
+            <w:r>
+              <w:rPr>
+                <w:rFonts w:ascii="Calibri" w:hAnsi="Calibri"/>
+                <w:b w:val="0"/>
+                <w:color w:val="1A1A1A"/>
+                <w:sz w:val="18"/>
+              </w:rPr>
+              <w:t>—</w:t>
+            </w:r>
+          </w:p>
+        </w:tc>
+        <w:tc>
+          <w:tcPr>
+            <w:tcW w:type="dxa" w:w="1134"/>
+            <w:shd w:val="clear" w:color="auto" w:fill="FFFFFF"/>
+          </w:tcPr>
+          <w:p>
+            <w:pPr>
+              <w:jc w:val="center"/>
+            </w:pPr>
+            <w:r/>
+            <w:r>
+              <w:rPr>
+                <w:rFonts w:ascii="Calibri" w:hAnsi="Calibri"/>
+                <w:b w:val="0"/>
+                <w:color w:val="1A1A1A"/>
+                <w:sz w:val="18"/>
+              </w:rPr>
+              <w:t>—</w:t>
+            </w:r>
+          </w:p>
+        </w:tc>
+        <w:tc>
+          <w:tcPr>
+            <w:tcW w:type="dxa" w:w="1020"/>
+            <w:shd w:val="clear" w:color="auto" w:fill="FFFFFF"/>
+          </w:tcPr>
+          <w:p>
+            <w:pPr>
+              <w:jc w:val="center"/>
+            </w:pPr>
+            <w:r/>
+            <w:r>
+              <w:rPr>
+                <w:rFonts w:ascii="Calibri" w:hAnsi="Calibri"/>
+                <w:b w:val="0"/>
+                <w:color w:val="1A1A1A"/>
+                <w:sz w:val="18"/>
+              </w:rPr>
+              <w:t>Future</w:t>
+            </w:r>
+          </w:p>
+        </w:tc>
+      </w:tr>
+      <w:tr>
+        <w:tc>
+          <w:tcPr>
+            <w:tcW w:type="dxa" w:w="737"/>
+            <w:shd w:val="clear" w:color="auto" w:fill="F2F2F2"/>
+          </w:tcPr>
+          <w:p>
+            <w:pPr>
+              <w:jc w:val="center"/>
+            </w:pPr>
+            <w:r/>
+            <w:r>
+              <w:rPr>
+                <w:rFonts w:ascii="Calibri" w:hAnsi="Calibri"/>
+                <w:b w:val="0"/>
+                <w:color w:val="1A1A1A"/>
+                <w:sz w:val="18"/>
+              </w:rPr>
+              <w:t>1.12</w:t>
+            </w:r>
+          </w:p>
+        </w:tc>
+        <w:tc>
+          <w:tcPr>
+            <w:tcW w:type="dxa" w:w="3855"/>
+            <w:shd w:val="clear" w:color="auto" w:fill="F2F2F2"/>
+          </w:tcPr>
+          <w:p>
+            <w:pPr>
+              <w:jc w:val="left"/>
+            </w:pPr>
+            <w:r/>
+            <w:r>
+              <w:rPr>
+                <w:rFonts w:ascii="Calibri" w:hAnsi="Calibri"/>
+                <w:b w:val="0"/>
+                <w:color w:val="1A1A1A"/>
+                <w:sz w:val="17"/>
+              </w:rPr>
+              <w:t>Bonds</w:t>
+            </w:r>
+          </w:p>
+        </w:tc>
+        <w:tc>
+          <w:tcPr>
+            <w:tcW w:type="dxa" w:w="1020"/>
+            <w:shd w:val="clear" w:color="auto" w:fill="F2F2F2"/>
+          </w:tcPr>
+          <w:p>
+            <w:pPr>
+              <w:jc w:val="center"/>
+            </w:pPr>
+            <w:r/>
+            <w:r>
+              <w:rPr>
+                <w:rFonts w:ascii="Calibri" w:hAnsi="Calibri"/>
+                <w:b w:val="0"/>
+                <w:color w:val="1A1A1A"/>
+                <w:sz w:val="18"/>
+              </w:rPr>
+              <w:t>—</w:t>
+            </w:r>
+          </w:p>
+        </w:tc>
+        <w:tc>
+          <w:tcPr>
+            <w:tcW w:type="dxa" w:w="1077"/>
+            <w:shd w:val="clear" w:color="auto" w:fill="F2F2F2"/>
+          </w:tcPr>
+          <w:p>
+            <w:pPr>
+              <w:jc w:val="center"/>
+            </w:pPr>
+            <w:r/>
+            <w:r>
+              <w:rPr>
+                <w:rFonts w:ascii="Calibri" w:hAnsi="Calibri"/>
+                <w:b w:val="0"/>
+                <w:color w:val="1A1A1A"/>
+                <w:sz w:val="18"/>
+              </w:rPr>
+              <w:t>—</w:t>
+            </w:r>
+          </w:p>
+        </w:tc>
+        <w:tc>
+          <w:tcPr>
+            <w:tcW w:type="dxa" w:w="1134"/>
+            <w:shd w:val="clear" w:color="auto" w:fill="F2F2F2"/>
+          </w:tcPr>
+          <w:p>
+            <w:pPr>
+              <w:jc w:val="center"/>
+            </w:pPr>
+            <w:r/>
+            <w:r>
+              <w:rPr>
+                <w:rFonts w:ascii="Calibri" w:hAnsi="Calibri"/>
+                <w:b w:val="0"/>
+                <w:color w:val="1A1A1A"/>
+                <w:sz w:val="18"/>
+              </w:rPr>
+              <w:t>—</w:t>
+            </w:r>
+          </w:p>
+        </w:tc>
+        <w:tc>
+          <w:tcPr>
+            <w:tcW w:type="dxa" w:w="1020"/>
+            <w:shd w:val="clear" w:color="auto" w:fill="F2F2F2"/>
+          </w:tcPr>
+          <w:p>
+            <w:pPr>
+              <w:jc w:val="center"/>
+            </w:pPr>
+            <w:r/>
+            <w:r>
+              <w:rPr>
+                <w:rFonts w:ascii="Calibri" w:hAnsi="Calibri"/>
+                <w:b w:val="0"/>
+                <w:color w:val="1A1A1A"/>
+                <w:sz w:val="18"/>
+              </w:rPr>
+              <w:t>Future</w:t>
+            </w:r>
+          </w:p>
+        </w:tc>
+      </w:tr>
+      <w:tr>
+        <w:tc>
+          <w:tcPr>
+            <w:tcW w:type="dxa" w:w="737"/>
+            <w:shd w:val="clear" w:color="auto" w:fill="FFFFFF"/>
+          </w:tcPr>
+          <w:p>
+            <w:pPr>
+              <w:jc w:val="center"/>
+            </w:pPr>
+            <w:r/>
+            <w:r>
+              <w:rPr>
+                <w:rFonts w:ascii="Calibri" w:hAnsi="Calibri"/>
+                <w:b w:val="0"/>
+                <w:color w:val="1A1A1A"/>
+                <w:sz w:val="18"/>
+              </w:rPr>
+              <w:t>1.13</w:t>
+            </w:r>
+          </w:p>
+        </w:tc>
+        <w:tc>
+          <w:tcPr>
+            <w:tcW w:type="dxa" w:w="3855"/>
+            <w:shd w:val="clear" w:color="auto" w:fill="FFFFFF"/>
+          </w:tcPr>
+          <w:p>
+            <w:pPr>
+              <w:jc w:val="left"/>
+            </w:pPr>
+            <w:r/>
+            <w:r>
+              <w:rPr>
+                <w:rFonts w:ascii="Calibri" w:hAnsi="Calibri"/>
+                <w:b w:val="0"/>
+                <w:color w:val="1A1A1A"/>
+                <w:sz w:val="17"/>
+              </w:rPr>
+              <w:t>Derivative instruments (excluding warrants)</w:t>
+            </w:r>
+          </w:p>
+        </w:tc>
+        <w:tc>
+          <w:tcPr>
+            <w:tcW w:type="dxa" w:w="1020"/>
+            <w:shd w:val="clear" w:color="auto" w:fill="FFFFFF"/>
+          </w:tcPr>
+          <w:p>
+            <w:pPr>
+              <w:jc w:val="center"/>
+            </w:pPr>
+            <w:r/>
+            <w:r>
+              <w:rPr>
+                <w:rFonts w:ascii="Calibri" w:hAnsi="Calibri"/>
+                <w:b w:val="0"/>
+                <w:color w:val="1A1A1A"/>
+                <w:sz w:val="18"/>
+              </w:rPr>
+              <w:t>—</w:t>
+            </w:r>
+          </w:p>
+        </w:tc>
+        <w:tc>
+          <w:tcPr>
+            <w:tcW w:type="dxa" w:w="1077"/>
+            <w:shd w:val="clear" w:color="auto" w:fill="FFFFFF"/>
+          </w:tcPr>
+          <w:p>
+            <w:pPr>
+              <w:jc w:val="center"/>
+            </w:pPr>
+            <w:r/>
+            <w:r>
+              <w:rPr>
+                <w:rFonts w:ascii="Calibri" w:hAnsi="Calibri"/>
+                <w:b w:val="0"/>
+                <w:color w:val="1A1A1A"/>
+                <w:sz w:val="18"/>
+              </w:rPr>
+              <w:t>—</w:t>
+            </w:r>
+          </w:p>
+        </w:tc>
+        <w:tc>
+          <w:tcPr>
+            <w:tcW w:type="dxa" w:w="1134"/>
+            <w:shd w:val="clear" w:color="auto" w:fill="FFFFFF"/>
+          </w:tcPr>
+          <w:p>
+            <w:pPr>
+              <w:jc w:val="center"/>
+            </w:pPr>
+            <w:r/>
+            <w:r>
+              <w:rPr>
+                <w:rFonts w:ascii="Calibri" w:hAnsi="Calibri"/>
+                <w:b w:val="0"/>
+                <w:color w:val="1A1A1A"/>
+                <w:sz w:val="18"/>
+              </w:rPr>
+              <w:t>—</w:t>
+            </w:r>
+          </w:p>
+        </w:tc>
+        <w:tc>
+          <w:tcPr>
+            <w:tcW w:type="dxa" w:w="1020"/>
+            <w:shd w:val="clear" w:color="auto" w:fill="FFFFFF"/>
+          </w:tcPr>
+          <w:p>
+            <w:pPr>
+              <w:jc w:val="center"/>
+            </w:pPr>
+            <w:r/>
+            <w:r>
+              <w:rPr>
+                <w:rFonts w:ascii="Calibri" w:hAnsi="Calibri"/>
+                <w:b w:val="0"/>
+                <w:color w:val="1A1A1A"/>
+                <w:sz w:val="18"/>
+              </w:rPr>
+              <w:t>Future</w:t>
+            </w:r>
+          </w:p>
+        </w:tc>
+      </w:tr>
+      <w:tr>
+        <w:tc>
+          <w:tcPr>
+            <w:tcW w:type="dxa" w:w="737"/>
+            <w:shd w:val="clear" w:color="auto" w:fill="F2F2F2"/>
+          </w:tcPr>
+          <w:p>
+            <w:pPr>
+              <w:jc w:val="center"/>
+            </w:pPr>
+            <w:r/>
+            <w:r>
+              <w:rPr>
+                <w:rFonts w:ascii="Calibri" w:hAnsi="Calibri"/>
+                <w:b w:val="0"/>
+                <w:color w:val="1A1A1A"/>
+                <w:sz w:val="18"/>
+              </w:rPr>
+              <w:t>1.14</w:t>
+            </w:r>
+          </w:p>
+        </w:tc>
+        <w:tc>
+          <w:tcPr>
+            <w:tcW w:type="dxa" w:w="3855"/>
+            <w:shd w:val="clear" w:color="auto" w:fill="F2F2F2"/>
+          </w:tcPr>
+          <w:p>
+            <w:pPr>
+              <w:jc w:val="left"/>
+            </w:pPr>
+            <w:r/>
+            <w:r>
+              <w:rPr>
+                <w:rFonts w:ascii="Calibri" w:hAnsi="Calibri"/>
+                <w:b w:val="0"/>
+                <w:color w:val="1A1A1A"/>
+                <w:sz w:val="17"/>
+              </w:rPr>
+              <w:t>Participatory Interests in one or more Collective Investment Schemes</w:t>
+            </w:r>
+          </w:p>
+        </w:tc>
+        <w:tc>
+          <w:tcPr>
+            <w:tcW w:type="dxa" w:w="1020"/>
+            <w:shd w:val="clear" w:color="auto" w:fill="F2F2F2"/>
+          </w:tcPr>
+          <w:p>
+            <w:pPr>
+              <w:jc w:val="center"/>
+            </w:pPr>
+            <w:r/>
+            <w:r>
+              <w:rPr>
+                <w:rFonts w:ascii="Calibri" w:hAnsi="Calibri"/>
+                <w:b w:val="0"/>
+                <w:color w:val="1A1A1A"/>
+                <w:sz w:val="18"/>
+              </w:rPr>
+              <w:t>—</w:t>
+            </w:r>
+          </w:p>
+        </w:tc>
+        <w:tc>
+          <w:tcPr>
+            <w:tcW w:type="dxa" w:w="1077"/>
+            <w:shd w:val="clear" w:color="auto" w:fill="F2F2F2"/>
+          </w:tcPr>
+          <w:p>
+            <w:pPr>
+              <w:jc w:val="center"/>
+            </w:pPr>
+            <w:r/>
+            <w:r>
+              <w:rPr>
+                <w:rFonts w:ascii="Calibri" w:hAnsi="Calibri"/>
+                <w:b w:val="0"/>
+                <w:color w:val="1A1A1A"/>
+                <w:sz w:val="18"/>
+              </w:rPr>
+              <w:t>—</w:t>
+            </w:r>
+          </w:p>
+        </w:tc>
+        <w:tc>
+          <w:tcPr>
+            <w:tcW w:type="dxa" w:w="1134"/>
+            <w:shd w:val="clear" w:color="auto" w:fill="F2F2F2"/>
+          </w:tcPr>
+          <w:p>
+            <w:pPr>
+              <w:jc w:val="center"/>
+            </w:pPr>
+            <w:r/>
+            <w:r>
+              <w:rPr>
+                <w:rFonts w:ascii="Calibri" w:hAnsi="Calibri"/>
+                <w:b w:val="0"/>
+                <w:color w:val="1A1A1A"/>
+                <w:sz w:val="18"/>
+              </w:rPr>
+              <w:t>—</w:t>
+            </w:r>
+          </w:p>
+        </w:tc>
+        <w:tc>
+          <w:tcPr>
+            <w:tcW w:type="dxa" w:w="1020"/>
+            <w:shd w:val="clear" w:color="auto" w:fill="F2F2F2"/>
+          </w:tcPr>
+          <w:p>
+            <w:pPr>
+              <w:jc w:val="center"/>
+            </w:pPr>
+            <w:r/>
+            <w:r>
+              <w:rPr>
+                <w:rFonts w:ascii="Calibri" w:hAnsi="Calibri"/>
+                <w:b w:val="0"/>
+                <w:color w:val="1A1A1A"/>
+                <w:sz w:val="18"/>
+              </w:rPr>
+              <w:t>Future</w:t>
+            </w:r>
+          </w:p>
+        </w:tc>
+      </w:tr>
+      <w:tr>
+        <w:tc>
+          <w:tcPr>
+            <w:tcW w:type="dxa" w:w="737"/>
+            <w:shd w:val="clear" w:color="auto" w:fill="FFFFFF"/>
+          </w:tcPr>
+          <w:p>
+            <w:pPr>
+              <w:jc w:val="center"/>
+            </w:pPr>
+            <w:r/>
+            <w:r>
+              <w:rPr>
+                <w:rFonts w:ascii="Calibri" w:hAnsi="Calibri"/>
+                <w:b w:val="0"/>
+                <w:color w:val="1A1A1A"/>
+                <w:sz w:val="18"/>
+              </w:rPr>
+              <w:t>1.15</w:t>
+            </w:r>
+          </w:p>
+        </w:tc>
+        <w:tc>
+          <w:tcPr>
+            <w:tcW w:type="dxa" w:w="3855"/>
+            <w:shd w:val="clear" w:color="auto" w:fill="FFFFFF"/>
+          </w:tcPr>
+          <w:p>
+            <w:pPr>
+              <w:jc w:val="left"/>
+            </w:pPr>
+            <w:r/>
+            <w:r>
+              <w:rPr>
+                <w:rFonts w:ascii="Calibri" w:hAnsi="Calibri"/>
+                <w:b w:val="0"/>
+                <w:color w:val="1A1A1A"/>
+                <w:sz w:val="17"/>
+              </w:rPr>
+              <w:t>Forex Investment Business</w:t>
+            </w:r>
+          </w:p>
+        </w:tc>
+        <w:tc>
+          <w:tcPr>
+            <w:tcW w:type="dxa" w:w="1020"/>
+            <w:shd w:val="clear" w:color="auto" w:fill="FFFFFF"/>
+          </w:tcPr>
+          <w:p>
+            <w:pPr>
+              <w:jc w:val="center"/>
+            </w:pPr>
+            <w:r/>
+            <w:r>
+              <w:rPr>
+                <w:rFonts w:ascii="Calibri" w:hAnsi="Calibri"/>
+                <w:b w:val="0"/>
+                <w:color w:val="1A1A1A"/>
+                <w:sz w:val="18"/>
+              </w:rPr>
+              <w:t>—</w:t>
+            </w:r>
+          </w:p>
+        </w:tc>
+        <w:tc>
+          <w:tcPr>
+            <w:tcW w:type="dxa" w:w="1077"/>
+            <w:shd w:val="clear" w:color="auto" w:fill="FFFFFF"/>
+          </w:tcPr>
+          <w:p>
+            <w:pPr>
+              <w:jc w:val="center"/>
+            </w:pPr>
+            <w:r/>
+            <w:r>
+              <w:rPr>
+                <w:rFonts w:ascii="Calibri" w:hAnsi="Calibri"/>
+                <w:b w:val="0"/>
+                <w:color w:val="1A1A1A"/>
+                <w:sz w:val="18"/>
+              </w:rPr>
+              <w:t>—</w:t>
+            </w:r>
+          </w:p>
+        </w:tc>
+        <w:tc>
+          <w:tcPr>
+            <w:tcW w:type="dxa" w:w="1134"/>
+            <w:shd w:val="clear" w:color="auto" w:fill="FFFFFF"/>
+          </w:tcPr>
+          <w:p>
+            <w:pPr>
+              <w:jc w:val="center"/>
+            </w:pPr>
+            <w:r/>
+            <w:r>
+              <w:rPr>
+                <w:rFonts w:ascii="Calibri" w:hAnsi="Calibri"/>
+                <w:b w:val="0"/>
+                <w:color w:val="1A1A1A"/>
+                <w:sz w:val="18"/>
+              </w:rPr>
+              <w:t>—</w:t>
+            </w:r>
+          </w:p>
+        </w:tc>
+        <w:tc>
+          <w:tcPr>
+            <w:tcW w:type="dxa" w:w="1020"/>
+            <w:shd w:val="clear" w:color="auto" w:fill="FFFFFF"/>
+          </w:tcPr>
+          <w:p>
+            <w:pPr>
+              <w:jc w:val="center"/>
+            </w:pPr>
+            <w:r/>
+            <w:r>
+              <w:rPr>
+                <w:rFonts w:ascii="Calibri" w:hAnsi="Calibri"/>
+                <w:b w:val="0"/>
+                <w:color w:val="1A1A1A"/>
+                <w:sz w:val="18"/>
+              </w:rPr>
+              <w:t>Future</w:t>
+            </w:r>
+          </w:p>
+        </w:tc>
+      </w:tr>
+      <w:tr>
+        <w:tc>
+          <w:tcPr>
+            <w:tcW w:type="dxa" w:w="737"/>
+            <w:shd w:val="clear" w:color="auto" w:fill="F2F2F2"/>
+          </w:tcPr>
+          <w:p>
+            <w:pPr>
+              <w:jc w:val="center"/>
+            </w:pPr>
+            <w:r/>
+            <w:r>
+              <w:rPr>
+                <w:rFonts w:ascii="Calibri" w:hAnsi="Calibri"/>
+                <w:b w:val="0"/>
+                <w:color w:val="1A1A1A"/>
+                <w:sz w:val="18"/>
+              </w:rPr>
+              <w:t>1.16</w:t>
+            </w:r>
+          </w:p>
+        </w:tc>
+        <w:tc>
+          <w:tcPr>
+            <w:tcW w:type="dxa" w:w="3855"/>
+            <w:shd w:val="clear" w:color="auto" w:fill="F2F2F2"/>
+          </w:tcPr>
+          <w:p>
+            <w:pPr>
+              <w:jc w:val="left"/>
+            </w:pPr>
+            <w:r/>
+            <w:r>
+              <w:rPr>
+                <w:rFonts w:ascii="Calibri" w:hAnsi="Calibri"/>
+                <w:b w:val="0"/>
+                <w:color w:val="1A1A1A"/>
+                <w:sz w:val="17"/>
+              </w:rPr>
+              <w:t>Health Service Benefits</w:t>
+            </w:r>
+          </w:p>
+        </w:tc>
+        <w:tc>
+          <w:tcPr>
+            <w:tcW w:type="dxa" w:w="1020"/>
+            <w:shd w:val="clear" w:color="auto" w:fill="F2F2F2"/>
+          </w:tcPr>
+          <w:p>
+            <w:pPr>
+              <w:jc w:val="center"/>
+            </w:pPr>
+            <w:r/>
+            <w:r>
+              <w:rPr>
+                <w:rFonts w:ascii="Calibri" w:hAnsi="Calibri"/>
+                <w:b w:val="0"/>
+                <w:color w:val="1A1A1A"/>
+                <w:sz w:val="18"/>
+              </w:rPr>
+              <w:t>—</w:t>
+            </w:r>
+          </w:p>
+        </w:tc>
+        <w:tc>
+          <w:tcPr>
+            <w:tcW w:type="dxa" w:w="1077"/>
+            <w:shd w:val="clear" w:color="auto" w:fill="F2F2F2"/>
+          </w:tcPr>
+          <w:p>
+            <w:pPr>
+              <w:jc w:val="center"/>
+            </w:pPr>
+            <w:r/>
+            <w:r>
+              <w:rPr>
+                <w:rFonts w:ascii="Calibri" w:hAnsi="Calibri"/>
+                <w:b w:val="0"/>
+                <w:color w:val="1A1A1A"/>
+                <w:sz w:val="18"/>
+              </w:rPr>
+              <w:t>—</w:t>
+            </w:r>
+          </w:p>
+        </w:tc>
+        <w:tc>
+          <w:tcPr>
+            <w:tcW w:type="dxa" w:w="1134"/>
+            <w:shd w:val="clear" w:color="auto" w:fill="F2F2F2"/>
+          </w:tcPr>
+          <w:p>
+            <w:pPr>
+              <w:jc w:val="center"/>
+            </w:pPr>
+            <w:r/>
+            <w:r>
+              <w:rPr>
+                <w:rFonts w:ascii="Calibri" w:hAnsi="Calibri"/>
+                <w:b w:val="0"/>
+                <w:color w:val="1A1A1A"/>
+                <w:sz w:val="18"/>
+              </w:rPr>
+              <w:t>—</w:t>
+            </w:r>
+          </w:p>
+        </w:tc>
+        <w:tc>
+          <w:tcPr>
+            <w:tcW w:type="dxa" w:w="1020"/>
+            <w:shd w:val="clear" w:color="auto" w:fill="F2F2F2"/>
+          </w:tcPr>
+          <w:p>
+            <w:pPr>
+              <w:jc w:val="center"/>
+            </w:pPr>
+            <w:r/>
+            <w:r>
+              <w:rPr>
+                <w:rFonts w:ascii="Calibri" w:hAnsi="Calibri"/>
+                <w:b w:val="0"/>
+                <w:color w:val="1A1A1A"/>
+                <w:sz w:val="18"/>
+              </w:rPr>
+              <w:t>Future</w:t>
+            </w:r>
+          </w:p>
+        </w:tc>
+      </w:tr>
+      <w:tr>
+        <w:tc>
+          <w:tcPr>
+            <w:tcW w:type="dxa" w:w="737"/>
+            <w:shd w:val="clear" w:color="auto" w:fill="FFFFFF"/>
+          </w:tcPr>
+          <w:p>
+            <w:pPr>
+              <w:jc w:val="center"/>
+            </w:pPr>
+            <w:r/>
+            <w:r>
+              <w:rPr>
+                <w:rFonts w:ascii="Calibri" w:hAnsi="Calibri"/>
+                <w:b w:val="0"/>
+                <w:color w:val="1A1A1A"/>
+                <w:sz w:val="18"/>
+              </w:rPr>
+              <w:t>1.17</w:t>
+            </w:r>
+          </w:p>
+        </w:tc>
+        <w:tc>
+          <w:tcPr>
+            <w:tcW w:type="dxa" w:w="3855"/>
+            <w:shd w:val="clear" w:color="auto" w:fill="FFFFFF"/>
+          </w:tcPr>
+          <w:p>
+            <w:pPr>
+              <w:jc w:val="left"/>
+            </w:pPr>
+            <w:r/>
+            <w:r>
+              <w:rPr>
+                <w:rFonts w:ascii="Calibri" w:hAnsi="Calibri"/>
+                <w:b w:val="0"/>
+                <w:color w:val="1A1A1A"/>
+                <w:sz w:val="17"/>
+              </w:rPr>
+              <w:t>Deposits (Banks Act) — exceeding 12 months</w:t>
+            </w:r>
+          </w:p>
+        </w:tc>
+        <w:tc>
+          <w:tcPr>
+            <w:tcW w:type="dxa" w:w="1020"/>
+            <w:shd w:val="clear" w:color="auto" w:fill="FFFFFF"/>
+          </w:tcPr>
+          <w:p>
+            <w:pPr>
+              <w:jc w:val="center"/>
+            </w:pPr>
+            <w:r/>
+            <w:r>
+              <w:rPr>
+                <w:rFonts w:ascii="Calibri" w:hAnsi="Calibri"/>
+                <w:b w:val="0"/>
+                <w:color w:val="1A1A1A"/>
+                <w:sz w:val="18"/>
+              </w:rPr>
+              <w:t>—</w:t>
+            </w:r>
+          </w:p>
+        </w:tc>
+        <w:tc>
+          <w:tcPr>
+            <w:tcW w:type="dxa" w:w="1077"/>
+            <w:shd w:val="clear" w:color="auto" w:fill="FFFFFF"/>
+          </w:tcPr>
+          <w:p>
+            <w:pPr>
+              <w:jc w:val="center"/>
+            </w:pPr>
+            <w:r/>
+            <w:r>
+              <w:rPr>
+                <w:rFonts w:ascii="Calibri" w:hAnsi="Calibri"/>
+                <w:b w:val="0"/>
+                <w:color w:val="1A1A1A"/>
+                <w:sz w:val="18"/>
+              </w:rPr>
+              <w:t>—</w:t>
+            </w:r>
+          </w:p>
+        </w:tc>
+        <w:tc>
+          <w:tcPr>
+            <w:tcW w:type="dxa" w:w="1134"/>
+            <w:shd w:val="clear" w:color="auto" w:fill="FFFFFF"/>
+          </w:tcPr>
+          <w:p>
+            <w:pPr>
+              <w:jc w:val="center"/>
+            </w:pPr>
+            <w:r/>
+            <w:r>
+              <w:rPr>
+                <w:rFonts w:ascii="Calibri" w:hAnsi="Calibri"/>
+                <w:b w:val="0"/>
+                <w:color w:val="1A1A1A"/>
+                <w:sz w:val="18"/>
+              </w:rPr>
+              <w:t>—</w:t>
+            </w:r>
+          </w:p>
+        </w:tc>
+        <w:tc>
+          <w:tcPr>
+            <w:tcW w:type="dxa" w:w="1020"/>
+            <w:shd w:val="clear" w:color="auto" w:fill="FFFFFF"/>
+          </w:tcPr>
+          <w:p>
+            <w:pPr>
+              <w:jc w:val="center"/>
+            </w:pPr>
+            <w:r/>
+            <w:r>
+              <w:rPr>
+                <w:rFonts w:ascii="Calibri" w:hAnsi="Calibri"/>
+                <w:b w:val="0"/>
+                <w:color w:val="1A1A1A"/>
+                <w:sz w:val="18"/>
+              </w:rPr>
+              <w:t>Future</w:t>
+            </w:r>
+          </w:p>
+        </w:tc>
+      </w:tr>
+      <w:tr>
+        <w:tc>
+          <w:tcPr>
+            <w:tcW w:type="dxa" w:w="737"/>
+            <w:shd w:val="clear" w:color="auto" w:fill="F2F2F2"/>
+          </w:tcPr>
+          <w:p>
+            <w:pPr>
+              <w:jc w:val="center"/>
+            </w:pPr>
+            <w:r/>
+            <w:r>
+              <w:rPr>
+                <w:rFonts w:ascii="Calibri" w:hAnsi="Calibri"/>
+                <w:b w:val="0"/>
+                <w:color w:val="1A1A1A"/>
+                <w:sz w:val="18"/>
+              </w:rPr>
+              <w:t>1.18</w:t>
+            </w:r>
+          </w:p>
+        </w:tc>
+        <w:tc>
+          <w:tcPr>
+            <w:tcW w:type="dxa" w:w="3855"/>
+            <w:shd w:val="clear" w:color="auto" w:fill="F2F2F2"/>
+          </w:tcPr>
+          <w:p>
+            <w:pPr>
+              <w:jc w:val="left"/>
+            </w:pPr>
+            <w:r/>
+            <w:r>
+              <w:rPr>
+                <w:rFonts w:ascii="Calibri" w:hAnsi="Calibri"/>
+                <w:b w:val="0"/>
+                <w:color w:val="1A1A1A"/>
+                <w:sz w:val="17"/>
+              </w:rPr>
+              <w:t>Deposits (Banks Act) — 12 months or less</w:t>
+            </w:r>
+          </w:p>
+        </w:tc>
+        <w:tc>
+          <w:tcPr>
+            <w:tcW w:type="dxa" w:w="1020"/>
+            <w:shd w:val="clear" w:color="auto" w:fill="F2F2F2"/>
+          </w:tcPr>
+          <w:p>
+            <w:pPr>
+              <w:jc w:val="center"/>
+            </w:pPr>
+            <w:r/>
+            <w:r>
+              <w:rPr>
+                <w:rFonts w:ascii="Calibri" w:hAnsi="Calibri"/>
+                <w:b w:val="0"/>
+                <w:color w:val="1A1A1A"/>
+                <w:sz w:val="18"/>
+              </w:rPr>
+              <w:t>—</w:t>
+            </w:r>
+          </w:p>
+        </w:tc>
+        <w:tc>
+          <w:tcPr>
+            <w:tcW w:type="dxa" w:w="1077"/>
+            <w:shd w:val="clear" w:color="auto" w:fill="F2F2F2"/>
+          </w:tcPr>
+          <w:p>
+            <w:pPr>
+              <w:jc w:val="center"/>
+            </w:pPr>
+            <w:r/>
+            <w:r>
+              <w:rPr>
+                <w:rFonts w:ascii="Calibri" w:hAnsi="Calibri"/>
+                <w:b w:val="0"/>
+                <w:color w:val="1A1A1A"/>
+                <w:sz w:val="18"/>
+              </w:rPr>
+              <w:t>—</w:t>
+            </w:r>
+          </w:p>
+        </w:tc>
+        <w:tc>
+          <w:tcPr>
+            <w:tcW w:type="dxa" w:w="1134"/>
+            <w:shd w:val="clear" w:color="auto" w:fill="F2F2F2"/>
+          </w:tcPr>
+          <w:p>
+            <w:pPr>
+              <w:jc w:val="center"/>
+            </w:pPr>
+            <w:r/>
+            <w:r>
+              <w:rPr>
+                <w:rFonts w:ascii="Calibri" w:hAnsi="Calibri"/>
+                <w:b w:val="0"/>
+                <w:color w:val="1A1A1A"/>
+                <w:sz w:val="18"/>
+              </w:rPr>
+              <w:t>—</w:t>
+            </w:r>
+          </w:p>
+        </w:tc>
+        <w:tc>
+          <w:tcPr>
+            <w:tcW w:type="dxa" w:w="1020"/>
+            <w:shd w:val="clear" w:color="auto" w:fill="F2F2F2"/>
+          </w:tcPr>
+          <w:p>
+            <w:pPr>
+              <w:jc w:val="center"/>
+            </w:pPr>
+            <w:r/>
+            <w:r>
+              <w:rPr>
+                <w:rFonts w:ascii="Calibri" w:hAnsi="Calibri"/>
+                <w:b w:val="0"/>
+                <w:color w:val="1A1A1A"/>
+                <w:sz w:val="18"/>
+              </w:rPr>
+              <w:t>Future</w:t>
+            </w:r>
+          </w:p>
+        </w:tc>
+      </w:tr>
+      <w:tr>
+        <w:tc>
+          <w:tcPr>
+            <w:tcW w:type="dxa" w:w="737"/>
+            <w:shd w:val="clear" w:color="auto" w:fill="FFFFFF"/>
+          </w:tcPr>
+          <w:p>
+            <w:pPr>
+              <w:jc w:val="center"/>
+            </w:pPr>
+            <w:r/>
+            <w:r>
+              <w:rPr>
+                <w:rFonts w:ascii="Calibri" w:hAnsi="Calibri"/>
+                <w:b w:val="0"/>
+                <w:color w:val="1A1A1A"/>
+                <w:sz w:val="18"/>
+              </w:rPr>
+              <w:t>1.19</w:t>
+            </w:r>
+          </w:p>
+        </w:tc>
+        <w:tc>
+          <w:tcPr>
+            <w:tcW w:type="dxa" w:w="3855"/>
+            <w:shd w:val="clear" w:color="auto" w:fill="FFFFFF"/>
+          </w:tcPr>
+          <w:p>
+            <w:pPr>
+              <w:jc w:val="left"/>
+            </w:pPr>
+            <w:r/>
+            <w:r>
+              <w:rPr>
+                <w:rFonts w:ascii="Calibri" w:hAnsi="Calibri"/>
+                <w:b w:val="0"/>
+                <w:color w:val="1A1A1A"/>
+                <w:sz w:val="17"/>
+              </w:rPr>
+              <w:t>Friendly Society Benefits</w:t>
+            </w:r>
+          </w:p>
+        </w:tc>
+        <w:tc>
+          <w:tcPr>
+            <w:tcW w:type="dxa" w:w="1020"/>
+            <w:shd w:val="clear" w:color="auto" w:fill="FFFFFF"/>
+          </w:tcPr>
+          <w:p>
+            <w:pPr>
+              <w:jc w:val="center"/>
+            </w:pPr>
+            <w:r/>
+            <w:r>
+              <w:rPr>
+                <w:rFonts w:ascii="Calibri" w:hAnsi="Calibri"/>
+                <w:b w:val="0"/>
+                <w:color w:val="1A1A1A"/>
+                <w:sz w:val="18"/>
+              </w:rPr>
+              <w:t>—</w:t>
+            </w:r>
+          </w:p>
+        </w:tc>
+        <w:tc>
+          <w:tcPr>
+            <w:tcW w:type="dxa" w:w="1077"/>
+            <w:shd w:val="clear" w:color="auto" w:fill="FFFFFF"/>
+          </w:tcPr>
+          <w:p>
+            <w:pPr>
+              <w:jc w:val="center"/>
+            </w:pPr>
+            <w:r/>
+            <w:r>
+              <w:rPr>
+                <w:rFonts w:ascii="Calibri" w:hAnsi="Calibri"/>
+                <w:b w:val="0"/>
+                <w:color w:val="1A1A1A"/>
+                <w:sz w:val="18"/>
+              </w:rPr>
+              <w:t>—</w:t>
+            </w:r>
+          </w:p>
+        </w:tc>
+        <w:tc>
+          <w:tcPr>
+            <w:tcW w:type="dxa" w:w="1134"/>
+            <w:shd w:val="clear" w:color="auto" w:fill="FFFFFF"/>
+          </w:tcPr>
+          <w:p>
+            <w:pPr>
+              <w:jc w:val="center"/>
+            </w:pPr>
+            <w:r/>
+            <w:r>
+              <w:rPr>
+                <w:rFonts w:ascii="Calibri" w:hAnsi="Calibri"/>
+                <w:b w:val="0"/>
+                <w:color w:val="1A1A1A"/>
+                <w:sz w:val="18"/>
+              </w:rPr>
+              <w:t>—</w:t>
+            </w:r>
+          </w:p>
+        </w:tc>
+        <w:tc>
+          <w:tcPr>
+            <w:tcW w:type="dxa" w:w="1020"/>
+            <w:shd w:val="clear" w:color="auto" w:fill="FFFFFF"/>
+          </w:tcPr>
+          <w:p>
+            <w:pPr>
+              <w:jc w:val="center"/>
+            </w:pPr>
+            <w:r/>
+            <w:r>
+              <w:rPr>
+                <w:rFonts w:ascii="Calibri" w:hAnsi="Calibri"/>
+                <w:b w:val="0"/>
+                <w:color w:val="1A1A1A"/>
+                <w:sz w:val="18"/>
+              </w:rPr>
+              <w:t>Future</w:t>
+            </w:r>
+          </w:p>
+        </w:tc>
+      </w:tr>
+      <w:tr>
+        <w:tc>
+          <w:tcPr>
+            <w:tcW w:type="dxa" w:w="737"/>
+            <w:shd w:val="clear" w:color="auto" w:fill="F2F2F2"/>
+          </w:tcPr>
+          <w:p>
+            <w:pPr>
+              <w:jc w:val="center"/>
+            </w:pPr>
+            <w:r/>
+            <w:r>
+              <w:rPr>
+                <w:rFonts w:ascii="Calibri" w:hAnsi="Calibri"/>
+                <w:b w:val="0"/>
+                <w:color w:val="1A1A1A"/>
+                <w:sz w:val="18"/>
+              </w:rPr>
+              <w:t>1.20</w:t>
+            </w:r>
+          </w:p>
+        </w:tc>
+        <w:tc>
+          <w:tcPr>
+            <w:tcW w:type="dxa" w:w="3855"/>
+            <w:shd w:val="clear" w:color="auto" w:fill="F2F2F2"/>
+          </w:tcPr>
+          <w:p>
+            <w:pPr>
+              <w:jc w:val="left"/>
+            </w:pPr>
+            <w:r/>
+            <w:r>
+              <w:rPr>
+                <w:rFonts w:ascii="Calibri" w:hAnsi="Calibri"/>
+                <w:b w:val="0"/>
+                <w:color w:val="1A1A1A"/>
+                <w:sz w:val="17"/>
+              </w:rPr>
+              <w:t>Long-term Insurance: Subcategory B2</w:t>
+            </w:r>
+          </w:p>
+        </w:tc>
+        <w:tc>
+          <w:tcPr>
+            <w:tcW w:type="dxa" w:w="1020"/>
+            <w:shd w:val="clear" w:color="auto" w:fill="F2F2F2"/>
+          </w:tcPr>
+          <w:p>
+            <w:pPr>
+              <w:jc w:val="center"/>
+            </w:pPr>
+            <w:r/>
+            <w:r>
+              <w:rPr>
+                <w:rFonts w:ascii="Calibri" w:hAnsi="Calibri"/>
+                <w:b w:val="0"/>
+                <w:color w:val="1A1A1A"/>
+                <w:sz w:val="18"/>
+              </w:rPr>
+              <w:t>—</w:t>
+            </w:r>
+          </w:p>
+        </w:tc>
+        <w:tc>
+          <w:tcPr>
+            <w:tcW w:type="dxa" w:w="1077"/>
+            <w:shd w:val="clear" w:color="auto" w:fill="F2F2F2"/>
+          </w:tcPr>
+          <w:p>
+            <w:pPr>
+              <w:jc w:val="center"/>
+            </w:pPr>
+            <w:r/>
+            <w:r>
+              <w:rPr>
+                <w:rFonts w:ascii="Calibri" w:hAnsi="Calibri"/>
+                <w:b w:val="0"/>
+                <w:color w:val="1A1A1A"/>
+                <w:sz w:val="18"/>
+              </w:rPr>
+              <w:t>—</w:t>
+            </w:r>
+          </w:p>
+        </w:tc>
+        <w:tc>
+          <w:tcPr>
+            <w:tcW w:type="dxa" w:w="1134"/>
+            <w:shd w:val="clear" w:color="auto" w:fill="F2F2F2"/>
+          </w:tcPr>
+          <w:p>
+            <w:pPr>
+              <w:jc w:val="center"/>
+            </w:pPr>
+            <w:r/>
+            <w:r>
+              <w:rPr>
+                <w:rFonts w:ascii="Calibri" w:hAnsi="Calibri"/>
+                <w:b w:val="0"/>
+                <w:color w:val="1A1A1A"/>
+                <w:sz w:val="18"/>
+              </w:rPr>
+              <w:t>—</w:t>
+            </w:r>
+          </w:p>
+        </w:tc>
+        <w:tc>
+          <w:tcPr>
+            <w:tcW w:type="dxa" w:w="1020"/>
+            <w:shd w:val="clear" w:color="auto" w:fill="F2F2F2"/>
+          </w:tcPr>
+          <w:p>
+            <w:pPr>
+              <w:jc w:val="center"/>
+            </w:pPr>
+            <w:r/>
+            <w:r>
+              <w:rPr>
+                <w:rFonts w:ascii="Calibri" w:hAnsi="Calibri"/>
+                <w:b w:val="0"/>
+                <w:color w:val="1A1A1A"/>
+                <w:sz w:val="18"/>
+              </w:rPr>
+              <w:t>Future</w:t>
+            </w:r>
+          </w:p>
+        </w:tc>
+      </w:tr>
+      <w:tr>
+        <w:tc>
+          <w:tcPr>
+            <w:tcW w:type="dxa" w:w="737"/>
+            <w:shd w:val="clear" w:color="auto" w:fill="FFFFFF"/>
+          </w:tcPr>
+          <w:p>
+            <w:pPr>
+              <w:jc w:val="center"/>
+            </w:pPr>
+            <w:r/>
+            <w:r>
+              <w:rPr>
+                <w:rFonts w:ascii="Calibri" w:hAnsi="Calibri"/>
+                <w:b w:val="0"/>
+                <w:color w:val="1A1A1A"/>
+                <w:sz w:val="18"/>
+              </w:rPr>
+              <w:t>1.21</w:t>
+            </w:r>
+          </w:p>
+        </w:tc>
+        <w:tc>
+          <w:tcPr>
+            <w:tcW w:type="dxa" w:w="3855"/>
+            <w:shd w:val="clear" w:color="auto" w:fill="FFFFFF"/>
+          </w:tcPr>
+          <w:p>
+            <w:pPr>
+              <w:jc w:val="left"/>
+            </w:pPr>
+            <w:r/>
+            <w:r>
+              <w:rPr>
+                <w:rFonts w:ascii="Calibri" w:hAnsi="Calibri"/>
+                <w:b w:val="0"/>
+                <w:color w:val="1A1A1A"/>
+                <w:sz w:val="17"/>
+              </w:rPr>
+              <w:t>Long-term Insurance: Subcategory B2-A</w:t>
+            </w:r>
+          </w:p>
+        </w:tc>
+        <w:tc>
+          <w:tcPr>
+            <w:tcW w:type="dxa" w:w="1020"/>
+            <w:shd w:val="clear" w:color="auto" w:fill="FFFFFF"/>
+          </w:tcPr>
+          <w:p>
+            <w:pPr>
+              <w:jc w:val="center"/>
+            </w:pPr>
+            <w:r/>
+            <w:r>
+              <w:rPr>
+                <w:rFonts w:ascii="Calibri" w:hAnsi="Calibri"/>
+                <w:b w:val="0"/>
+                <w:color w:val="1A1A1A"/>
+                <w:sz w:val="18"/>
+              </w:rPr>
+              <w:t>—</w:t>
+            </w:r>
+          </w:p>
+        </w:tc>
+        <w:tc>
+          <w:tcPr>
+            <w:tcW w:type="dxa" w:w="1077"/>
+            <w:shd w:val="clear" w:color="auto" w:fill="FFFFFF"/>
+          </w:tcPr>
+          <w:p>
+            <w:pPr>
+              <w:jc w:val="center"/>
+            </w:pPr>
+            <w:r/>
+            <w:r>
+              <w:rPr>
+                <w:rFonts w:ascii="Calibri" w:hAnsi="Calibri"/>
+                <w:b w:val="0"/>
+                <w:color w:val="1A1A1A"/>
+                <w:sz w:val="18"/>
+              </w:rPr>
+              <w:t>—</w:t>
+            </w:r>
+          </w:p>
+        </w:tc>
+        <w:tc>
+          <w:tcPr>
+            <w:tcW w:type="dxa" w:w="1134"/>
+            <w:shd w:val="clear" w:color="auto" w:fill="FFFFFF"/>
+          </w:tcPr>
+          <w:p>
+            <w:pPr>
+              <w:jc w:val="center"/>
+            </w:pPr>
+            <w:r/>
+            <w:r>
+              <w:rPr>
+                <w:rFonts w:ascii="Calibri" w:hAnsi="Calibri"/>
+                <w:b w:val="0"/>
+                <w:color w:val="1A1A1A"/>
+                <w:sz w:val="18"/>
+              </w:rPr>
+              <w:t>—</w:t>
+            </w:r>
+          </w:p>
+        </w:tc>
+        <w:tc>
+          <w:tcPr>
+            <w:tcW w:type="dxa" w:w="1020"/>
+            <w:shd w:val="clear" w:color="auto" w:fill="FFFFFF"/>
+          </w:tcPr>
+          <w:p>
+            <w:pPr>
+              <w:jc w:val="center"/>
+            </w:pPr>
+            <w:r/>
+            <w:r>
+              <w:rPr>
+                <w:rFonts w:ascii="Calibri" w:hAnsi="Calibri"/>
+                <w:b w:val="0"/>
+                <w:color w:val="1A1A1A"/>
+                <w:sz w:val="18"/>
+              </w:rPr>
+              <w:t>Future</w:t>
+            </w:r>
+          </w:p>
+        </w:tc>
+      </w:tr>
+      <w:tr>
+        <w:tc>
+          <w:tcPr>
+            <w:tcW w:type="dxa" w:w="737"/>
+            <w:shd w:val="clear" w:color="auto" w:fill="F2F2F2"/>
+          </w:tcPr>
+          <w:p>
+            <w:pPr>
+              <w:jc w:val="center"/>
+            </w:pPr>
+            <w:r/>
+            <w:r>
+              <w:rPr>
+                <w:rFonts w:ascii="Calibri" w:hAnsi="Calibri"/>
+                <w:b w:val="0"/>
+                <w:color w:val="1A1A1A"/>
+                <w:sz w:val="18"/>
+              </w:rPr>
+              <w:t>1.22</w:t>
+            </w:r>
+          </w:p>
+        </w:tc>
+        <w:tc>
+          <w:tcPr>
+            <w:tcW w:type="dxa" w:w="3855"/>
+            <w:shd w:val="clear" w:color="auto" w:fill="F2F2F2"/>
+          </w:tcPr>
+          <w:p>
+            <w:pPr>
+              <w:jc w:val="left"/>
+            </w:pPr>
+            <w:r/>
+            <w:r>
+              <w:rPr>
+                <w:rFonts w:ascii="Calibri" w:hAnsi="Calibri"/>
+                <w:b w:val="0"/>
+                <w:color w:val="1A1A1A"/>
+                <w:sz w:val="17"/>
+              </w:rPr>
+              <w:t>Long-term Insurance: Subcategory B1-A</w:t>
+            </w:r>
+          </w:p>
+        </w:tc>
+        <w:tc>
+          <w:tcPr>
+            <w:tcW w:type="dxa" w:w="1020"/>
+            <w:shd w:val="clear" w:color="auto" w:fill="F2F2F2"/>
+          </w:tcPr>
+          <w:p>
+            <w:pPr>
+              <w:jc w:val="center"/>
+            </w:pPr>
+            <w:r/>
+            <w:r>
+              <w:rPr>
+                <w:rFonts w:ascii="Calibri" w:hAnsi="Calibri"/>
+                <w:b w:val="0"/>
+                <w:color w:val="1A1A1A"/>
+                <w:sz w:val="18"/>
+              </w:rPr>
+              <w:t>—</w:t>
+            </w:r>
+          </w:p>
+        </w:tc>
+        <w:tc>
+          <w:tcPr>
+            <w:tcW w:type="dxa" w:w="1077"/>
+            <w:shd w:val="clear" w:color="auto" w:fill="F2F2F2"/>
+          </w:tcPr>
+          <w:p>
+            <w:pPr>
+              <w:jc w:val="center"/>
+            </w:pPr>
+            <w:r/>
+            <w:r>
+              <w:rPr>
+                <w:rFonts w:ascii="Calibri" w:hAnsi="Calibri"/>
+                <w:b w:val="0"/>
+                <w:color w:val="1A1A1A"/>
+                <w:sz w:val="18"/>
+              </w:rPr>
+              <w:t>—</w:t>
+            </w:r>
+          </w:p>
+        </w:tc>
+        <w:tc>
+          <w:tcPr>
+            <w:tcW w:type="dxa" w:w="1134"/>
+            <w:shd w:val="clear" w:color="auto" w:fill="F2F2F2"/>
+          </w:tcPr>
+          <w:p>
+            <w:pPr>
+              <w:jc w:val="center"/>
+            </w:pPr>
+            <w:r/>
+            <w:r>
+              <w:rPr>
+                <w:rFonts w:ascii="Calibri" w:hAnsi="Calibri"/>
+                <w:b w:val="0"/>
+                <w:color w:val="1A1A1A"/>
+                <w:sz w:val="18"/>
+              </w:rPr>
+              <w:t>—</w:t>
+            </w:r>
+          </w:p>
+        </w:tc>
+        <w:tc>
+          <w:tcPr>
+            <w:tcW w:type="dxa" w:w="1020"/>
+            <w:shd w:val="clear" w:color="auto" w:fill="F2F2F2"/>
+          </w:tcPr>
+          <w:p>
+            <w:pPr>
+              <w:jc w:val="center"/>
+            </w:pPr>
+            <w:r/>
+            <w:r>
+              <w:rPr>
+                <w:rFonts w:ascii="Calibri" w:hAnsi="Calibri"/>
+                <w:b w:val="0"/>
+                <w:color w:val="1A1A1A"/>
+                <w:sz w:val="18"/>
+              </w:rPr>
+              <w:t>Future</w:t>
+            </w:r>
+          </w:p>
+        </w:tc>
+      </w:tr>
+      <w:tr>
+        <w:tc>
+          <w:tcPr>
+            <w:tcW w:type="dxa" w:w="737"/>
+            <w:shd w:val="clear" w:color="auto" w:fill="FFFFFF"/>
+          </w:tcPr>
+          <w:p>
+            <w:pPr>
+              <w:jc w:val="center"/>
+            </w:pPr>
+            <w:r/>
+            <w:r>
+              <w:rPr>
+                <w:rFonts w:ascii="Calibri" w:hAnsi="Calibri"/>
+                <w:b w:val="0"/>
+                <w:color w:val="1A1A1A"/>
+                <w:sz w:val="18"/>
+              </w:rPr>
+              <w:t>1.23</w:t>
+            </w:r>
+          </w:p>
+        </w:tc>
+        <w:tc>
+          <w:tcPr>
+            <w:tcW w:type="dxa" w:w="3855"/>
+            <w:shd w:val="clear" w:color="auto" w:fill="FFFFFF"/>
+          </w:tcPr>
+          <w:p>
+            <w:pPr>
+              <w:jc w:val="left"/>
+            </w:pPr>
+            <w:r/>
+            <w:r>
+              <w:rPr>
+                <w:rFonts w:ascii="Calibri" w:hAnsi="Calibri"/>
+                <w:b w:val="0"/>
+                <w:color w:val="1A1A1A"/>
+                <w:sz w:val="17"/>
+              </w:rPr>
+              <w:t>Short-term Insurance: Personal Lines A1</w:t>
+            </w:r>
+          </w:p>
+        </w:tc>
+        <w:tc>
+          <w:tcPr>
+            <w:tcW w:type="dxa" w:w="1020"/>
+            <w:shd w:val="clear" w:color="auto" w:fill="FFFFFF"/>
+          </w:tcPr>
+          <w:p>
+            <w:pPr>
+              <w:jc w:val="center"/>
+            </w:pPr>
+            <w:r/>
+            <w:r>
+              <w:rPr>
+                <w:rFonts w:ascii="Calibri" w:hAnsi="Calibri"/>
+                <w:b w:val="0"/>
+                <w:color w:val="1A1A1A"/>
+                <w:sz w:val="18"/>
+              </w:rPr>
+              <w:t>—</w:t>
+            </w:r>
+          </w:p>
+        </w:tc>
+        <w:tc>
+          <w:tcPr>
+            <w:tcW w:type="dxa" w:w="1077"/>
+            <w:shd w:val="clear" w:color="auto" w:fill="FFFFFF"/>
+          </w:tcPr>
+          <w:p>
+            <w:pPr>
+              <w:jc w:val="center"/>
+            </w:pPr>
+            <w:r/>
+            <w:r>
+              <w:rPr>
+                <w:rFonts w:ascii="Calibri" w:hAnsi="Calibri"/>
+                <w:b w:val="0"/>
+                <w:color w:val="1A1A1A"/>
+                <w:sz w:val="18"/>
+              </w:rPr>
+              <w:t>—</w:t>
+            </w:r>
+          </w:p>
+        </w:tc>
+        <w:tc>
+          <w:tcPr>
+            <w:tcW w:type="dxa" w:w="1134"/>
+            <w:shd w:val="clear" w:color="auto" w:fill="FFFFFF"/>
+          </w:tcPr>
+          <w:p>
+            <w:pPr>
+              <w:jc w:val="center"/>
+            </w:pPr>
+            <w:r/>
+            <w:r>
+              <w:rPr>
+                <w:rFonts w:ascii="Calibri" w:hAnsi="Calibri"/>
+                <w:b w:val="0"/>
+                <w:color w:val="1A1A1A"/>
+                <w:sz w:val="18"/>
+              </w:rPr>
+              <w:t>—</w:t>
+            </w:r>
+          </w:p>
+        </w:tc>
+        <w:tc>
+          <w:tcPr>
+            <w:tcW w:type="dxa" w:w="1020"/>
+            <w:shd w:val="clear" w:color="auto" w:fill="FFFFFF"/>
+          </w:tcPr>
+          <w:p>
+            <w:pPr>
+              <w:jc w:val="center"/>
+            </w:pPr>
+            <w:r/>
+            <w:r>
+              <w:rPr>
+                <w:rFonts w:ascii="Calibri" w:hAnsi="Calibri"/>
+                <w:b w:val="0"/>
+                <w:color w:val="1A1A1A"/>
+                <w:sz w:val="18"/>
+              </w:rPr>
+              <w:t>Future</w:t>
+            </w:r>
+          </w:p>
+        </w:tc>
+      </w:tr>
+      <w:tr>
+        <w:tc>
+          <w:tcPr>
+            <w:tcW w:type="dxa" w:w="737"/>
+            <w:shd w:val="clear" w:color="auto" w:fill="F2F2F2"/>
+          </w:tcPr>
+          <w:p>
+            <w:pPr>
+              <w:jc w:val="center"/>
+            </w:pPr>
+            <w:r/>
+            <w:r>
+              <w:rPr>
+                <w:rFonts w:ascii="Calibri" w:hAnsi="Calibri"/>
+                <w:b w:val="0"/>
+                <w:color w:val="1A1A1A"/>
+                <w:sz w:val="18"/>
+              </w:rPr>
+              <w:t>1.24</w:t>
+            </w:r>
+          </w:p>
+        </w:tc>
+        <w:tc>
+          <w:tcPr>
+            <w:tcW w:type="dxa" w:w="3855"/>
+            <w:shd w:val="clear" w:color="auto" w:fill="F2F2F2"/>
+          </w:tcPr>
+          <w:p>
+            <w:pPr>
+              <w:jc w:val="left"/>
+            </w:pPr>
+            <w:r/>
+            <w:r>
+              <w:rPr>
+                <w:rFonts w:ascii="Calibri" w:hAnsi="Calibri"/>
+                <w:b w:val="0"/>
+                <w:color w:val="1A1A1A"/>
+                <w:sz w:val="17"/>
+              </w:rPr>
+              <w:t>Structured Deposits</w:t>
+            </w:r>
+          </w:p>
+        </w:tc>
+        <w:tc>
+          <w:tcPr>
+            <w:tcW w:type="dxa" w:w="1020"/>
+            <w:shd w:val="clear" w:color="auto" w:fill="F2F2F2"/>
+          </w:tcPr>
+          <w:p>
+            <w:pPr>
+              <w:jc w:val="center"/>
+            </w:pPr>
+            <w:r/>
+            <w:r>
+              <w:rPr>
+                <w:rFonts w:ascii="Calibri" w:hAnsi="Calibri"/>
+                <w:b w:val="0"/>
+                <w:color w:val="1A1A1A"/>
+                <w:sz w:val="18"/>
+              </w:rPr>
+              <w:t>—</w:t>
+            </w:r>
+          </w:p>
+        </w:tc>
+        <w:tc>
+          <w:tcPr>
+            <w:tcW w:type="dxa" w:w="1077"/>
+            <w:shd w:val="clear" w:color="auto" w:fill="F2F2F2"/>
+          </w:tcPr>
+          <w:p>
+            <w:pPr>
+              <w:jc w:val="center"/>
+            </w:pPr>
+            <w:r/>
+            <w:r>
+              <w:rPr>
+                <w:rFonts w:ascii="Calibri" w:hAnsi="Calibri"/>
+                <w:b w:val="0"/>
+                <w:color w:val="1A1A1A"/>
+                <w:sz w:val="18"/>
+              </w:rPr>
+              <w:t>—</w:t>
+            </w:r>
+          </w:p>
+        </w:tc>
+        <w:tc>
+          <w:tcPr>
+            <w:tcW w:type="dxa" w:w="1134"/>
+            <w:shd w:val="clear" w:color="auto" w:fill="F2F2F2"/>
+          </w:tcPr>
+          <w:p>
+            <w:pPr>
+              <w:jc w:val="center"/>
+            </w:pPr>
+            <w:r/>
+            <w:r>
+              <w:rPr>
+                <w:rFonts w:ascii="Calibri" w:hAnsi="Calibri"/>
+                <w:b w:val="0"/>
+                <w:color w:val="1A1A1A"/>
+                <w:sz w:val="18"/>
+              </w:rPr>
+              <w:t>—</w:t>
+            </w:r>
+          </w:p>
+        </w:tc>
+        <w:tc>
+          <w:tcPr>
+            <w:tcW w:type="dxa" w:w="1020"/>
+            <w:shd w:val="clear" w:color="auto" w:fill="F2F2F2"/>
+          </w:tcPr>
+          <w:p>
+            <w:pPr>
+              <w:jc w:val="center"/>
+            </w:pPr>
+            <w:r/>
+            <w:r>
+              <w:rPr>
+                <w:rFonts w:ascii="Calibri" w:hAnsi="Calibri"/>
+                <w:b w:val="0"/>
+                <w:color w:val="1A1A1A"/>
+                <w:sz w:val="18"/>
+              </w:rPr>
+              <w:t>Future</w:t>
+            </w:r>
+          </w:p>
+        </w:tc>
+      </w:tr>
+      <w:tr>
+        <w:tc>
+          <w:tcPr>
+            <w:tcW w:type="dxa" w:w="737"/>
+            <w:shd w:val="clear" w:color="auto" w:fill="FFFFFF"/>
+          </w:tcPr>
+          <w:p>
+            <w:pPr>
+              <w:jc w:val="center"/>
+            </w:pPr>
+            <w:r/>
+            <w:r>
+              <w:rPr>
+                <w:rFonts w:ascii="Calibri" w:hAnsi="Calibri"/>
+                <w:b w:val="0"/>
+                <w:color w:val="1A1A1A"/>
+                <w:sz w:val="18"/>
+              </w:rPr>
+              <w:t>1.25</w:t>
+            </w:r>
+          </w:p>
+        </w:tc>
+        <w:tc>
+          <w:tcPr>
+            <w:tcW w:type="dxa" w:w="3855"/>
+            <w:shd w:val="clear" w:color="auto" w:fill="FFFFFF"/>
+          </w:tcPr>
+          <w:p>
+            <w:pPr>
+              <w:jc w:val="left"/>
+            </w:pPr>
+            <w:r/>
+            <w:r>
+              <w:rPr>
+                <w:rFonts w:ascii="Calibri" w:hAnsi="Calibri"/>
+                <w:b w:val="0"/>
+                <w:color w:val="1A1A1A"/>
+                <w:sz w:val="17"/>
+              </w:rPr>
+              <w:t>Securities and Instruments</w:t>
+            </w:r>
+          </w:p>
+        </w:tc>
+        <w:tc>
+          <w:tcPr>
+            <w:tcW w:type="dxa" w:w="1020"/>
+            <w:shd w:val="clear" w:color="auto" w:fill="FFFFFF"/>
+          </w:tcPr>
+          <w:p>
+            <w:pPr>
+              <w:jc w:val="center"/>
+            </w:pPr>
+            <w:r/>
+            <w:r>
+              <w:rPr>
+                <w:rFonts w:ascii="Calibri" w:hAnsi="Calibri"/>
+                <w:b w:val="0"/>
+                <w:color w:val="1A1A1A"/>
+                <w:sz w:val="18"/>
+              </w:rPr>
+              <w:t>—</w:t>
+            </w:r>
+          </w:p>
+        </w:tc>
+        <w:tc>
+          <w:tcPr>
+            <w:tcW w:type="dxa" w:w="1077"/>
+            <w:shd w:val="clear" w:color="auto" w:fill="FFFFFF"/>
+          </w:tcPr>
+          <w:p>
+            <w:pPr>
+              <w:jc w:val="center"/>
+            </w:pPr>
+            <w:r/>
+            <w:r>
+              <w:rPr>
+                <w:rFonts w:ascii="Calibri" w:hAnsi="Calibri"/>
+                <w:b w:val="0"/>
+                <w:color w:val="1A1A1A"/>
+                <w:sz w:val="18"/>
+              </w:rPr>
+              <w:t>—</w:t>
+            </w:r>
+          </w:p>
+        </w:tc>
+        <w:tc>
+          <w:tcPr>
+            <w:tcW w:type="dxa" w:w="1134"/>
+            <w:shd w:val="clear" w:color="auto" w:fill="FFFFFF"/>
+          </w:tcPr>
+          <w:p>
+            <w:pPr>
+              <w:jc w:val="center"/>
+            </w:pPr>
+            <w:r/>
+            <w:r>
+              <w:rPr>
+                <w:rFonts w:ascii="Calibri" w:hAnsi="Calibri"/>
+                <w:b w:val="0"/>
+                <w:color w:val="1A1A1A"/>
+                <w:sz w:val="18"/>
+              </w:rPr>
+              <w:t>—</w:t>
+            </w:r>
+          </w:p>
+        </w:tc>
+        <w:tc>
+          <w:tcPr>
+            <w:tcW w:type="dxa" w:w="1020"/>
+            <w:shd w:val="clear" w:color="auto" w:fill="FFFFFF"/>
+          </w:tcPr>
+          <w:p>
+            <w:pPr>
+              <w:jc w:val="center"/>
+            </w:pPr>
+            <w:r/>
+            <w:r>
+              <w:rPr>
+                <w:rFonts w:ascii="Calibri" w:hAnsi="Calibri"/>
+                <w:b w:val="0"/>
+                <w:color w:val="1A1A1A"/>
+                <w:sz w:val="18"/>
+              </w:rPr>
+              <w:t>Future</w:t>
+            </w:r>
+          </w:p>
+        </w:tc>
+      </w:tr>
+      <w:tr>
+        <w:tc>
+          <w:tcPr>
+            <w:tcW w:type="dxa" w:w="737"/>
+            <w:shd w:val="clear" w:color="auto" w:fill="F2F2F2"/>
+          </w:tcPr>
+          <w:p>
+            <w:pPr>
+              <w:jc w:val="center"/>
+            </w:pPr>
+            <w:r/>
+            <w:r>
+              <w:rPr>
+                <w:rFonts w:ascii="Calibri" w:hAnsi="Calibri"/>
+                <w:b w:val="0"/>
+                <w:color w:val="1A1A1A"/>
+                <w:sz w:val="18"/>
+              </w:rPr>
+              <w:t>1.26</w:t>
+            </w:r>
+          </w:p>
+        </w:tc>
+        <w:tc>
+          <w:tcPr>
+            <w:tcW w:type="dxa" w:w="3855"/>
+            <w:shd w:val="clear" w:color="auto" w:fill="F2F2F2"/>
+          </w:tcPr>
+          <w:p>
+            <w:pPr>
+              <w:jc w:val="left"/>
+            </w:pPr>
+            <w:r/>
+            <w:r>
+              <w:rPr>
+                <w:rFonts w:ascii="Calibri" w:hAnsi="Calibri"/>
+                <w:b w:val="0"/>
+                <w:color w:val="1A1A1A"/>
+                <w:sz w:val="17"/>
+              </w:rPr>
+              <w:t>Participatory interest in a CIS Hedge Fund</w:t>
+            </w:r>
+          </w:p>
+        </w:tc>
+        <w:tc>
+          <w:tcPr>
+            <w:tcW w:type="dxa" w:w="1020"/>
+            <w:shd w:val="clear" w:color="auto" w:fill="F2F2F2"/>
+          </w:tcPr>
+          <w:p>
+            <w:pPr>
+              <w:jc w:val="center"/>
+            </w:pPr>
+            <w:r/>
+            <w:r>
+              <w:rPr>
+                <w:rFonts w:ascii="Calibri" w:hAnsi="Calibri"/>
+                <w:b w:val="0"/>
+                <w:color w:val="1A1A1A"/>
+                <w:sz w:val="18"/>
+              </w:rPr>
+              <w:t>—</w:t>
+            </w:r>
+          </w:p>
+        </w:tc>
+        <w:tc>
+          <w:tcPr>
+            <w:tcW w:type="dxa" w:w="1077"/>
+            <w:shd w:val="clear" w:color="auto" w:fill="F2F2F2"/>
+          </w:tcPr>
+          <w:p>
+            <w:pPr>
+              <w:jc w:val="center"/>
+            </w:pPr>
+            <w:r/>
+            <w:r>
+              <w:rPr>
+                <w:rFonts w:ascii="Calibri" w:hAnsi="Calibri"/>
+                <w:b w:val="0"/>
+                <w:color w:val="1A1A1A"/>
+                <w:sz w:val="18"/>
+              </w:rPr>
+              <w:t>—</w:t>
+            </w:r>
+          </w:p>
+        </w:tc>
+        <w:tc>
+          <w:tcPr>
+            <w:tcW w:type="dxa" w:w="1134"/>
+            <w:shd w:val="clear" w:color="auto" w:fill="F2F2F2"/>
+          </w:tcPr>
+          <w:p>
+            <w:pPr>
+              <w:jc w:val="center"/>
+            </w:pPr>
+            <w:r/>
+            <w:r>
+              <w:rPr>
+                <w:rFonts w:ascii="Calibri" w:hAnsi="Calibri"/>
+                <w:b w:val="0"/>
+                <w:color w:val="1A1A1A"/>
+                <w:sz w:val="18"/>
+              </w:rPr>
+              <w:t>—</w:t>
+            </w:r>
+          </w:p>
+        </w:tc>
+        <w:tc>
+          <w:tcPr>
+            <w:tcW w:type="dxa" w:w="1020"/>
+            <w:shd w:val="clear" w:color="auto" w:fill="F2F2F2"/>
+          </w:tcPr>
+          <w:p>
+            <w:pPr>
+              <w:jc w:val="center"/>
+            </w:pPr>
+            <w:r/>
+            <w:r>
+              <w:rPr>
+                <w:rFonts w:ascii="Calibri" w:hAnsi="Calibri"/>
+                <w:b w:val="0"/>
+                <w:color w:val="1A1A1A"/>
+                <w:sz w:val="18"/>
+              </w:rPr>
+              <w:t>Future</w:t>
+            </w:r>
+          </w:p>
+        </w:tc>
+      </w:tr>
+      <w:tr>
+        <w:tc>
+          <w:tcPr>
+            <w:tcW w:type="dxa" w:w="737"/>
+            <w:shd w:val="clear" w:color="auto" w:fill="FFFDE7"/>
+          </w:tcPr>
+          <w:p>
+            <w:pPr>
+              <w:jc w:val="center"/>
+            </w:pPr>
+            <w:r/>
+            <w:r>
+              <w:rPr>
+                <w:rFonts w:ascii="Calibri" w:hAnsi="Calibri"/>
+                <w:b w:val="0"/>
+                <w:color w:val="1A1A1A"/>
+                <w:sz w:val="18"/>
+              </w:rPr>
+              <w:t>1.27</w:t>
+            </w:r>
+          </w:p>
+        </w:tc>
+        <w:tc>
+          <w:tcPr>
+            <w:tcW w:type="dxa" w:w="3855"/>
+            <w:shd w:val="clear" w:color="auto" w:fill="FFFDE7"/>
+          </w:tcPr>
+          <w:p>
+            <w:pPr>
+              <w:jc w:val="left"/>
+            </w:pPr>
+            <w:r/>
+            <w:r>
+              <w:rPr>
+                <w:rFonts w:ascii="Calibri" w:hAnsi="Calibri"/>
+                <w:b w:val="0"/>
+                <w:color w:val="1A1A1A"/>
+                <w:sz w:val="17"/>
+              </w:rPr>
+              <w:t>Crypto Assets (GN 1350, 19 October 2022)</w:t>
+            </w:r>
+          </w:p>
+        </w:tc>
+        <w:tc>
+          <w:tcPr>
+            <w:tcW w:type="dxa" w:w="1020"/>
+            <w:shd w:val="clear" w:color="auto" w:fill="FFFDE7"/>
+          </w:tcPr>
+          <w:p>
+            <w:pPr>
+              <w:jc w:val="center"/>
+            </w:pPr>
+            <w:r/>
+            <w:r>
+              <w:rPr>
+                <w:rFonts w:ascii="Calibri" w:hAnsi="Calibri"/>
+                <w:b w:val="0"/>
+                <w:color w:val="1A1A1A"/>
+                <w:sz w:val="18"/>
+              </w:rPr>
+              <w:t>—</w:t>
+            </w:r>
+          </w:p>
+        </w:tc>
+        <w:tc>
+          <w:tcPr>
+            <w:tcW w:type="dxa" w:w="1077"/>
+            <w:shd w:val="clear" w:color="auto" w:fill="FFFDE7"/>
+          </w:tcPr>
+          <w:p>
+            <w:pPr>
+              <w:jc w:val="center"/>
+            </w:pPr>
+            <w:r/>
+            <w:r>
+              <w:rPr>
+                <w:rFonts w:ascii="Calibri" w:hAnsi="Calibri"/>
+                <w:b w:val="0"/>
+                <w:color w:val="1A1A1A"/>
+                <w:sz w:val="18"/>
+              </w:rPr>
+              <w:t>—</w:t>
+            </w:r>
+          </w:p>
+        </w:tc>
+        <w:tc>
+          <w:tcPr>
+            <w:tcW w:type="dxa" w:w="1134"/>
+            <w:shd w:val="clear" w:color="auto" w:fill="FFFDE7"/>
           </w:tcPr>
           <w:p>
             <w:pPr>
@@ -3010,14 +6429,51 @@
                 <w:rFonts w:ascii="Calibri" w:hAnsi="Calibri"/>
                 <w:b/>
                 <w:color w:val="1B5E20"/>
-                <w:sz w:val="21"/>
+                <w:sz w:val="18"/>
               </w:rPr>
               <w:t>✓ Authorised</w:t>
             </w:r>
           </w:p>
         </w:tc>
+        <w:tc>
+          <w:tcPr>
+            <w:tcW w:type="dxa" w:w="1020"/>
+            <w:shd w:val="clear" w:color="auto" w:fill="FFFDE7"/>
+          </w:tcPr>
+          <w:p>
+            <w:pPr>
+              <w:jc w:val="center"/>
+            </w:pPr>
+            <w:r/>
+            <w:r>
+              <w:rPr>
+                <w:rFonts w:ascii="Calibri" w:hAnsi="Calibri"/>
+                <w:b w:val="0"/>
+                <w:color w:val="1B5E20"/>
+                <w:sz w:val="18"/>
+              </w:rPr>
+              <w:t>Current</w:t>
+            </w:r>
+          </w:p>
+        </w:tc>
       </w:tr>
     </w:tbl>
+    <w:p>
+      <w:pPr>
+        <w:spacing w:after="120"/>
+        <w:jc w:val="both"/>
+      </w:pPr>
+      <w:r>
+        <w:rPr>
+          <w:rFonts w:ascii="Calibri" w:hAnsi="Calibri"/>
+          <w:b w:val="0"/>
+          <w:i/>
+          <w:color w:val="555555"/>
+          <w:sz w:val="18"/>
+        </w:rPr>
+        <w:t>To authorise any product marked 'Future', the Parties must execute a replacement Schedule A, notify the FSCA, and confirm all applicable fit-and-proper competency requirements are met. No re-execution of the main Agreement is required.</w:t>
+      </w:r>
+    </w:p>
     <w:p>
       <w:pPr>
         <w:spacing w:after="120"/>
@@ -3256,7 +6712,7 @@
           <w:color w:val="0A2A43"/>
           <w:sz w:val="24"/>
         </w:rPr>
-        <w:t>SCHEDULE C — FEE SCHEDULE</w:t>
+        <w:t>SCHEDULE B — FEE SCHEDULE</w:t>
       </w:r>
     </w:p>
     <w:p>
@@ -3272,7 +6728,7 @@
           <w:color w:val="555555"/>
           <w:sz w:val="18"/>
         </w:rPr>
-        <w:t>This Schedule C forms part of the Juristic Representative Agreement between the Parties. In terms of clause 4.2, it may be amended, replaced or updated by agreement in writing signed and dated by both Parties, without amending or re-executing the balance of the Agreement.</w:t>
+        <w:t>This Schedule B forms part of the Juristic Representative Agreement between the Parties. In terms of clause 4.2, it may be amended, replaced or updated by agreement in writing signed and dated by both Parties, without amending or re-executing the balance of the Agreement.</w:t>
       </w:r>
     </w:p>
     <w:p>
@@ -3288,7 +6744,7 @@
           <w:color w:val="1A1A1A"/>
           <w:sz w:val="21"/>
         </w:rPr>
-        <w:t>C.1</w:t>
+        <w:t>B.1</w:t>
         <w:tab/>
       </w:r>
       <w:r>
@@ -3313,7 +6769,7 @@
           <w:color w:val="1A1A1A"/>
           <w:sz w:val="21"/>
         </w:rPr>
-        <w:t>C.2</w:t>
+        <w:t>B.2</w:t>
         <w:tab/>
       </w:r>
       <w:r>
@@ -3681,7 +7137,7 @@
           <w:color w:val="1A1A1A"/>
           <w:sz w:val="21"/>
         </w:rPr>
-        <w:t>C.3</w:t>
+        <w:t>B.3</w:t>
         <w:tab/>
       </w:r>
       <w:r>
@@ -3706,7 +7162,7 @@
           <w:color w:val="1A1A1A"/>
           <w:sz w:val="21"/>
         </w:rPr>
-        <w:t>C.4</w:t>
+        <w:t>B.4</w:t>
         <w:tab/>
       </w:r>
       <w:r>
@@ -3731,7 +7187,7 @@
           <w:color w:val="1A1A1A"/>
           <w:sz w:val="21"/>
         </w:rPr>
-        <w:t>C.5</w:t>
+        <w:t>B.5</w:t>
         <w:tab/>
       </w:r>
       <w:r>
@@ -3756,7 +7212,7 @@
           <w:color w:val="1A1A1A"/>
           <w:sz w:val="21"/>
         </w:rPr>
-        <w:t>C.6</w:t>
+        <w:t>B.6</w:t>
         <w:tab/>
       </w:r>
       <w:r>
@@ -3877,7 +7333,7 @@
           <w:color w:val="1A1A1A"/>
           <w:sz w:val="21"/>
         </w:rPr>
-        <w:t>Agreed and accepted — Schedule C (Fee Schedule):</w:t>
+        <w:t>Agreed and accepted — Schedule B (Fee Schedule):</w:t>
       </w:r>
     </w:p>
     <w:p>
@@ -4057,7 +7513,7 @@
           <w:color w:val="1A1A1A"/>
           <w:sz w:val="21"/>
         </w:rPr>
-        <w:t>Capacity: Director                     Date: __________________</w:t>
+        <w:t>Capacity: Managing Director              Date: __________________</w:t>
       </w:r>
     </w:p>
     <w:p>
@@ -4099,22 +7555,6 @@
           <w:bottom w:val="single" w:sz="6" w:space="1" w:color="0A2A43"/>
         </w:pBdr>
       </w:pPr>
-    </w:p>
-    <w:p>
-      <w:pPr>
-        <w:spacing w:after="40"/>
-        <w:jc w:val="both"/>
-      </w:pPr>
-      <w:r>
-        <w:rPr>
-          <w:rFonts w:ascii="Calibri" w:hAnsi="Calibri"/>
-          <w:b w:val="0"/>
-          <w:i/>
-          <w:color w:val="555555"/>
-          <w:sz w:val="17"/>
-        </w:rPr>
-        <w:t>PREPARED FOR REVIEW — This draft has been prepared to update Finova’s template for BitWealth Asset Managers (Pty) Ltd and to align its clauses with the FAIS Act, the General Code of Conduct, the Fit &amp; Proper Determination, FICA and POPIA. It is not legal advice and must be reviewed and approved by Finova’s compliance officer and a qualified attorney before signature. Highlighted items require confirmation.</w:t>
-      </w:r>
     </w:p>
     <w:sectPr>
       <w:pgSz w:w="12240" w:h="15840"/>
